--- a/deliveries/2026-09-02/02_Procurement_Guides/GUIDE_20260902_04_Used_Chinese_EV_Inspection.docx
+++ b/deliveries/2026-09-02/02_Procurement_Guides/GUIDE_20260902_04_Used_Chinese_EV_Inspection.docx
@@ -7,7 +7,7 @@
         <w:pStyle w:val="Title"/>
       </w:pPr>
       <w:r>
-        <w:t>Used Chinese EV Pre-Export Inspection: Battery SOH, Accident, Flood and Odometer Checks</w:t>
+        <w:t>Used Chinese EV Pre-Export Inspection: Battery SOH Done Properly, Plus Accident, Flood and Odometer Checks</w:t>
       </w:r>
     </w:p>
     <w:p>
@@ -29,7 +29,7 @@
         <w:t>SEO Title</w:t>
       </w:r>
       <w:r>
-        <w:t>: Used Chinese EV Inspection Checklist: SOH, Accident &amp; Flood</w:t>
+        <w:t>: Used Chinese EV Inspection: Battery SOH, Flood &amp; Odometer Checks</w:t>
       </w:r>
     </w:p>
     <w:p>
@@ -43,7 +43,7 @@
         <w:t>Meta Description</w:t>
       </w:r>
       <w:r>
-        <w:t>: Operational pre-export inspection for a used Chinese EV — reading battery SOH and cell balance, a 20–80% charge test, accident/flood/fire screening, odometer-vs-cycle checks and rejection rules.</w:t>
+        <w:t>: How to inspect a used Chinese EV before export — what SOH actually means under battery standards, a metered charge test, cell-balance reading, accident/flood screening and odometer-vs-cycle cross-checks, with no invented legal threshold.</w:t>
       </w:r>
     </w:p>
     <w:p>
@@ -71,7 +71,7 @@
         <w:t>H1</w:t>
       </w:r>
       <w:r>
-        <w:t>: Inspecting a Used Chinese EV Before Export: A Technical Checklist</w:t>
+        <w:t>: Inspecting a Used Chinese EV Before Export: What the Battery Numbers Mean and What to Reject</w:t>
       </w:r>
     </w:p>
     <w:p>
@@ -85,7 +85,7 @@
         <w:t>Primary Keyword</w:t>
       </w:r>
       <w:r>
-        <w:t>: used Chinese EV inspection checklist battery SOH accident</w:t>
+        <w:t>: used Chinese EV inspection battery SOH checklist</w:t>
       </w:r>
     </w:p>
     <w:p>
@@ -99,7 +99,7 @@
         <w:t>Secondary Search Terms</w:t>
       </w:r>
       <w:r>
-        <w:t>: EV battery SOH test, used EV cell voltage imbalance, EV flood damage check, odometer rollback battery cycle, used EV export SOH threshold</w:t>
+        <w:t>: EV battery SOH standard QC/T 743, GB/T 31484 cycle life, used EV cell voltage imbalance, EV flood damage inspection, odometer rollback battery cycle count</w:t>
       </w:r>
     </w:p>
     <w:p>
@@ -127,7 +127,7 @@
         <w:t>Image Suggestions</w:t>
       </w:r>
       <w:r>
-        <w:t>: SOH readout on diagnostic tool; 20-80% charge test worksheet; battery undertray inspection points; service/claims record sample</w:t>
+        <w:t>: diagnostic-tool SOH and cell-voltage readout; metered 20–80% charge worksheet; battery undertray inspection points; service/claims record sample</w:t>
       </w:r>
     </w:p>
     <w:p>
@@ -141,7 +141,7 @@
         <w:t>ALT Suggestions</w:t>
       </w:r>
       <w:r>
-        <w:t>: "Diagnostic tool reading used EV battery state of health"; "20 to 80 percent charge energy test worksheet"; "EV battery pack undertray inspection"</w:t>
+        <w:t>: "Independent diagnostic report showing SOH and maximum cell-voltage difference"; "metered charge-energy test worksheet"; "EV battery pack undertray inspection points"</w:t>
       </w:r>
     </w:p>
     <w:p>
@@ -149,12 +149,12 @@
         <w:pStyle w:val="Heading1"/>
       </w:pPr>
       <w:r>
-        <w:t>Scope: This Is an Inspection Manual, Not a Buy-New-vs-Used Decision</w:t>
+        <w:t>Scope: an Inspection Manual, Not a New-vs-Used Debate</w:t>
       </w:r>
     </w:p>
     <w:p>
       <w:r>
-        <w:t xml:space="preserve">This guide assumes the decision to buy </w:t>
+        <w:t xml:space="preserve">The decision to buy </w:t>
       </w:r>
       <w:r>
         <w:rPr>
@@ -163,7 +163,7 @@
         <w:t>used</w:t>
       </w:r>
       <w:r>
-        <w:t xml:space="preserve"> is already made and covers the </w:t>
+        <w:t xml:space="preserve"> is taken as given; this page covers the </w:t>
       </w:r>
       <w:r>
         <w:rPr>
@@ -172,7 +172,7 @@
         <w:t>technical inspection before export</w:t>
       </w:r>
       <w:r>
-        <w:t>. It does not compare new versus used value (a separate topic). The economics of a used EV depend overwhelmingly on the high-voltage battery, which is why the inspection logic differs from an ICE car: a cheap body with a degraded pack can be worthless after shipping, while battery replacement can exceed the vehicle's value.</w:t>
+        <w:t>. The economics of a used EV are dominated by the high-voltage battery: a clean body with a worn pack can be worth less than the replacement cost after shipping, so the inspection order of operations is different from an ICE car. A central aim is to be precise about what "SOH 80%" actually is — an engineering reference, not a universal customs line.</w:t>
       </w:r>
     </w:p>
     <w:p>
@@ -180,7 +180,7 @@
         <w:pStyle w:val="Heading1"/>
       </w:pPr>
       <w:r>
-        <w:t>1. Battery State of Health (SOH) — the Primary Number</w:t>
+        <w:t>What SOH Is — and What the 80% Figure Actually Means</w:t>
       </w:r>
     </w:p>
     <w:p>
@@ -188,33 +188,28 @@
         <w:rPr>
           <w:b/>
         </w:rPr>
-        <w:t>SOH</w:t>
+        <w:t>State of Health (SOH)</w:t>
       </w:r>
       <w:r>
-        <w:t xml:space="preserve"> expresses the pack's current usable capacity as a proportion of its when-new capacity. Industry guidance treats </w:t>
+        <w:t xml:space="preserve"> expresses a pack's current maximum usable capacity relative to its when-new rated capacity (capacity-based SOH = aged capacity ÷ rated capacity). It is essential to separate an </w:t>
       </w:r>
       <w:r>
         <w:rPr>
           <w:b/>
         </w:rPr>
-        <w:t>SOH around/above 80%</w:t>
+        <w:t>engineering end-of-life convention</w:t>
       </w:r>
       <w:r>
-        <w:t xml:space="preserve"> as retaining normal service value; below that, degradation accelerates and replacement cost is very high. Reference warning lines differ slightly by chemistry — roughly </w:t>
+        <w:t xml:space="preserve"> from a </w:t>
       </w:r>
       <w:r>
         <w:rPr>
           <w:b/>
         </w:rPr>
-        <w:t>80% for LFP (phosphate) and 85% for NMC (ternary)</w:t>
+        <w:t>legal import threshold</w:t>
       </w:r>
       <w:r>
-        <w:t xml:space="preserve"> packs (method-level references; brand standards vary).</w:t>
-      </w:r>
-    </w:p>
-    <w:p>
-      <w:r>
-        <w:t>How to obtain it:</w:t>
+        <w:t>, because they are routinely confused:</w:t>
       </w:r>
     </w:p>
     <w:p>
@@ -222,7 +217,79 @@
         <w:pStyle w:val="ListBullet"/>
       </w:pPr>
       <w:r>
-        <w:t>Read the in-car/cluster battery-health display where available.</w:t>
+        <w:t xml:space="preserve">The </w:t>
+      </w:r>
+      <w:r>
+        <w:rPr>
+          <w:b/>
+        </w:rPr>
+        <w:t>~80%</w:t>
+      </w:r>
+      <w:r>
+        <w:t xml:space="preserve"> figure originates in </w:t>
+      </w:r>
+      <w:r>
+        <w:rPr>
+          <w:b/>
+        </w:rPr>
+        <w:t>battery standards and warranty practice</w:t>
+      </w:r>
+      <w:r>
+        <w:t xml:space="preserve">, not import law. China's automotive-industry standard </w:t>
+      </w:r>
+      <w:r>
+        <w:rPr>
+          <w:b/>
+        </w:rPr>
+        <w:t>QC/T 743</w:t>
+      </w:r>
+      <w:r>
+        <w:t xml:space="preserve"> treats capacity falling to 80% of nominal as an end-of-life reference; </w:t>
+      </w:r>
+      <w:r>
+        <w:rPr>
+          <w:b/>
+        </w:rPr>
+        <w:t>GB/T 31484</w:t>
+      </w:r>
+      <w:r>
+        <w:t xml:space="preserve"> specifies traction-battery cycle-life </w:t>
+      </w:r>
+      <w:r>
+        <w:rPr>
+          <w:i/>
+        </w:rPr>
+        <w:t>test methods</w:t>
+      </w:r>
+      <w:r>
+        <w:t xml:space="preserve">; </w:t>
+      </w:r>
+      <w:r>
+        <w:rPr>
+          <w:b/>
+        </w:rPr>
+        <w:t>IEC 62660</w:t>
+      </w:r>
+      <w:r>
+        <w:t xml:space="preserve"> (parts 1/2) standardises lithium-ion cell performance/life testing; and the newer recommended national standard </w:t>
+      </w:r>
+      <w:r>
+        <w:rPr>
+          <w:b/>
+        </w:rPr>
+        <w:t>GB/T 46991.1-2025</w:t>
+      </w:r>
+      <w:r>
+        <w:t xml:space="preserve"> (developed under MIIT/SAC) addresses the </w:t>
+      </w:r>
+      <w:r>
+        <w:rPr>
+          <w:i/>
+        </w:rPr>
+        <w:t>accuracy and durability of on-board SOH/SOC displays</w:t>
+      </w:r>
+      <w:r>
+        <w:t>. These are standards-body documents (VERIFIED as to what they define).</w:t>
       </w:r>
     </w:p>
     <w:p>
@@ -230,7 +297,60 @@
         <w:pStyle w:val="ListBullet"/>
       </w:pPr>
       <w:r>
-        <w:t xml:space="preserve">Prefer an </w:t>
+        <w:rPr>
+          <w:b/>
+        </w:rPr>
+        <w:t>There is no single universal legal SOH threshold for importing a used EV.</w:t>
+      </w:r>
+      <w:r>
+        <w:t xml:space="preserve"> No regulation cited in this research sets "80%" as a blanket customs or type-approval gate that applies across the EU, ASEAN or anywhere else. A destination may impose its own condition rule, a warranty may use 70%, and a buyer may negotiate around 80–85% — but each is a </w:t>
+      </w:r>
+      <w:r>
+        <w:rPr>
+          <w:i/>
+        </w:rPr>
+        <w:t>different instrument</w:t>
+      </w:r>
+      <w:r>
+        <w:t>. The destination certification body / importer's own acceptance standard governs, and must be confirmed per country rather than assumed.</w:t>
+      </w:r>
+    </w:p>
+    <w:p>
+      <w:r>
+        <w:t xml:space="preserve">This distinction changes how you use the number: treat 80% (LFP) and a more conservative ~85% (NMC) as </w:t>
+      </w:r>
+      <w:r>
+        <w:rPr>
+          <w:b/>
+        </w:rPr>
+        <w:t>commercial/engineering warning lines for pricing and rejection</w:t>
+      </w:r>
+      <w:r>
+        <w:t>, while separately confirming whether the destination sets any legal condition.</w:t>
+      </w:r>
+    </w:p>
+    <w:p>
+      <w:pPr>
+        <w:pStyle w:val="Heading1"/>
+      </w:pPr>
+      <w:r>
+        <w:t>Obtaining a Defensible SOH Number</w:t>
+      </w:r>
+    </w:p>
+    <w:p>
+      <w:pPr>
+        <w:pStyle w:val="ListBullet"/>
+      </w:pPr>
+      <w:r>
+        <w:t>Read the in-car/cluster health display, but do not stop there — on-board displays are estimates and the new GB/T 46991.1 display-accuracy standard applies to new production, not necessarily to older used units.</w:t>
+      </w:r>
+    </w:p>
+    <w:p>
+      <w:pPr>
+        <w:pStyle w:val="ListBullet"/>
+      </w:pPr>
+      <w:r>
+        <w:t xml:space="preserve">Commission an </w:t>
       </w:r>
       <w:r>
         <w:rPr>
@@ -248,7 +368,7 @@
         <w:t>and the maximum cell-to-cell voltage difference</w:t>
       </w:r>
       <w:r>
-        <w:t xml:space="preserve"> (a large imbalance flags weak modules even when headline SOH looks acceptable).</w:t>
+        <w:t>: a large imbalance flags weak modules even when the headline SOH looks healthy.</w:t>
       </w:r>
     </w:p>
     <w:p>
@@ -256,16 +376,7 @@
         <w:pStyle w:val="ListBullet"/>
       </w:pPr>
       <w:r>
-        <w:t xml:space="preserve">There is no single universal OBD readout standard across Chinese brands, and third-party report formats are not standardised — so </w:t>
-      </w:r>
-      <w:r>
-        <w:rPr>
-          <w:b/>
-        </w:rPr>
-        <w:t>commission a reputable inspector, keep the report, and avoid promising an exact SOH number you cannot evidence</w:t>
-      </w:r>
-      <w:r>
-        <w:t>. Brand-specific official battery-health/warranty criteria were not captured and should be requested from the brand where possible.</w:t>
+        <w:t>Chinese brands do not share one OBD/diagnostic protocol and third-party report formats are not standardised, so keep the raw report (tool, software version, date, ambient temperature) as evidence. Brand-official battery-health/warranty criteria should be requested from the brand where available rather than guessed.</w:t>
       </w:r>
     </w:p>
     <w:p>
@@ -273,12 +384,12 @@
         <w:pStyle w:val="Heading1"/>
       </w:pPr>
       <w:r>
-        <w:t>2. Run a Live Charge Test</w:t>
+        <w:t>Cross-Check With a Metered Live Charge Test</w:t>
       </w:r>
     </w:p>
     <w:p>
       <w:r>
-        <w:t xml:space="preserve">A static SOH figure can be misrepresented; a charge test cross-checks it. The method used by used-EV inspectors: charge from about </w:t>
+        <w:t xml:space="preserve">A static SOH value can be misrepresented; a charge test exercises the pack. Charge from roughly </w:t>
       </w:r>
       <w:r>
         <w:rPr>
@@ -287,7 +398,16 @@
         <w:t>20% to 80%</w:t>
       </w:r>
       <w:r>
-        <w:t xml:space="preserve"> and compare the energy actually delivered (from a metered charger) against the expected ~60% of usable pack capacity. A large shortfall indicates real capacity loss. Record start/end SOC, kWh delivered, charging power curve and time; a pack that also cannot sustain its expected charge rate warrants deeper inspection. Combine this with the charging-standard check (GB/T in China vs the destination connector) so a healthy battery is not let down by an incompatible charge interface.</w:t>
+        <w:t xml:space="preserve"> on a </w:t>
+      </w:r>
+      <w:r>
+        <w:rPr>
+          <w:b/>
+        </w:rPr>
+        <w:t>metered</w:t>
+      </w:r>
+      <w:r>
+        <w:t xml:space="preserve"> charger and compare delivered energy against the expected ~60% of usable pack capacity, recording start/end SOC, kWh delivered, the power curve and elapsed time. A material shortfall indicates genuine capacity loss; inability to hold the expected charge rate warrants deeper inspection. Run this alongside the charging-standard check (GB/T in China vs the destination connector — see the compatibility guide) so a sound pack is not failed by an incompatible inlet.</w:t>
       </w:r>
     </w:p>
     <w:p>
@@ -295,12 +415,7 @@
         <w:pStyle w:val="Heading1"/>
       </w:pPr>
       <w:r>
-        <w:t>3. The "Three-Electric" System (Battery, Motor, Controller)</w:t>
-      </w:r>
-    </w:p>
-    <w:p>
-      <w:r>
-        <w:t>Inspect the high-voltage triad beyond SOH:</w:t>
+        <w:t>The High-Voltage Triad Beyond SOH</w:t>
       </w:r>
     </w:p>
     <w:p>
@@ -311,10 +426,10 @@
         <w:rPr>
           <w:b/>
         </w:rPr>
-        <w:t>Battery pack underside</w:t>
+        <w:t>Pack underside</w:t>
       </w:r>
       <w:r>
-        <w:t>: remove/inspect the bottom shield for removal/reseal marks, scrapes, deformation or repair evidence.</w:t>
+        <w:t>: remove/inspect the bottom shield for removal/reseal marks, scrapes, deformation or non-factory repair.</w:t>
       </w:r>
     </w:p>
     <w:p>
@@ -328,7 +443,7 @@
         <w:t>Motor and power electronics</w:t>
       </w:r>
       <w:r>
-        <w:t>: scan for fault codes, check for warning lamps and verify smooth drive/regen behaviour on a road test.</w:t>
+        <w:t>: scan fault codes, check warning lamps and verify drive/regen behaviour on a road test.</w:t>
       </w:r>
     </w:p>
     <w:p>
@@ -339,10 +454,10 @@
         <w:rPr>
           <w:b/>
         </w:rPr>
-        <w:t>High-voltage cabling and connectors</w:t>
+        <w:t>HV cabling and connectors</w:t>
       </w:r>
       <w:r>
-        <w:t>: look for corrosion, retermination or non-factory repairs.</w:t>
+        <w:t>: look for corrosion, retermination or non-factory joins.</w:t>
       </w:r>
     </w:p>
     <w:p>
@@ -350,21 +465,7 @@
         <w:pStyle w:val="Heading1"/>
       </w:pPr>
       <w:r>
-        <w:t>4. Accident, Flood and Fire Screening</w:t>
-      </w:r>
-    </w:p>
-    <w:p>
-      <w:r>
-        <w:t xml:space="preserve">Used-EV history screening must specifically cover collision, </w:t>
-      </w:r>
-      <w:r>
-        <w:rPr>
-          <w:b/>
-        </w:rPr>
-        <w:t>water immersion (flood)</w:t>
-      </w:r>
-      <w:r>
-        <w:t xml:space="preserve"> and fire/thermal events:</w:t>
+        <w:t>Accident, Flood and Fire Screening</w:t>
       </w:r>
     </w:p>
     <w:p>
@@ -378,10 +479,10 @@
         <w:rPr>
           <w:b/>
         </w:rPr>
-        <w:t>maintenance/service records and insurance claim (出险) records</w:t>
+        <w:t>maintenance records and insurance-claim (出险) records</w:t>
       </w:r>
       <w:r>
-        <w:t>; any sheet-metal/structural repair or flood-water claim marker is grounds to reject.</w:t>
+        <w:t>; structural sheet-metal repair or any flood-water claim marker is grounds to reject.</w:t>
       </w:r>
     </w:p>
     <w:p>
@@ -389,7 +490,7 @@
         <w:pStyle w:val="ListBullet"/>
       </w:pPr>
       <w:r>
-        <w:t>Flooded EVs carry hidden risk of pack-density loss and wiring-harness corrosion; inspect under-dash connectors, seat rails, fuse boxes and the battery enclosure for water lines or corrosion.</w:t>
+        <w:t>Flooded EVs hide pack degradation and harness corrosion: inspect under-dash connectors, seat rails, fuse boxes and the battery enclosure for water lines/corrosion.</w:t>
       </w:r>
     </w:p>
     <w:p>
@@ -397,7 +498,7 @@
         <w:pStyle w:val="ListBullet"/>
       </w:pPr>
       <w:r>
-        <w:t>Check panel gaps, paint thickness and bolt/fastener witness marks for structural repair; inspect for any battery-pack opening that suggests post-incident rework.</w:t>
+        <w:t>Check panel gaps, paint thickness and fastener witness marks; treat any sign the battery pack was opened outside a qualified facility as a stop signal.</w:t>
       </w:r>
     </w:p>
     <w:p>
@@ -405,21 +506,21 @@
         <w:pStyle w:val="Heading1"/>
       </w:pPr>
       <w:r>
-        <w:t>5. Odometer vs Battery Cycles — Catching a Rollback</w:t>
+        <w:t>Odometer vs Charge Cycles</w:t>
       </w:r>
     </w:p>
     <w:p>
       <w:r>
-        <w:t xml:space="preserve">A hallmark of a clocked EV is an </w:t>
+        <w:t xml:space="preserve">A clocked EV shows an </w:t>
       </w:r>
       <w:r>
         <w:rPr>
           <w:b/>
         </w:rPr>
-        <w:t>odometer reading inconsistent with battery charge-cycle count and wear state</w:t>
+        <w:t>odometer inconsistent with battery cycle count and wear</w:t>
       </w:r>
       <w:r>
-        <w:t>. Where diagnostic data exposes cycle count, compare it against displayed mileage and seat/steering/pedal wear. A low displayed mileage paired with high cycle counts or aged components is a rollback warning.</w:t>
+        <w:t>. Where diagnostics expose cycle count, compare it with displayed mileage and physical wear (seat, steering, pedals). Low displayed mileage paired with high cycle counts or aged components is a rollback warning that an ICE odometer check alone would miss.</w:t>
       </w:r>
     </w:p>
     <w:p>
@@ -427,30 +528,21 @@
         <w:pStyle w:val="Heading1"/>
       </w:pPr>
       <w:r>
-        <w:t>6. Export Threshold and Paperwork</w:t>
+        <w:t>Paperwork and the Destination Rule</w:t>
       </w:r>
     </w:p>
     <w:p>
       <w:r>
-        <w:t xml:space="preserve">Industry guidance for export markets (e.g., EU/ASEAN-type regimes) commonly expects </w:t>
+        <w:t xml:space="preserve">Keep the independent SOH/imbalance report, the metered charge record and service/claims history in the export dossier. Separately — and this is the correction to any blanket "you need 80% to import" claim — </w:t>
       </w:r>
       <w:r>
         <w:rPr>
           <w:b/>
         </w:rPr>
-        <w:t>SOH ≥ 80%</w:t>
+        <w:t>obtain the destination's actual used-EV condition/type rule in writing</w:t>
       </w:r>
       <w:r>
-        <w:t xml:space="preserve"> for a used EV to clear certification/value expectations; below it, the car can effectively lose export viability. This is a </w:t>
-      </w:r>
-      <w:r>
-        <w:rPr>
-          <w:b/>
-        </w:rPr>
-        <w:t>general market reference, not a universal legal number</w:t>
-      </w:r>
-      <w:r>
-        <w:t xml:space="preserve"> — the destination certification body's current standard governs, so confirm it for the specific country. Keep the third-party SOH/inspection report, the charge-test record and service/claims history with the export dossier; several markets also require these for used-vehicle type/import procedures. (China's own used-car export qualification/age rules were not re-verified in this research — obtain the current MOFCOM position rather than relying on older statements.)</w:t>
+        <w:t xml:space="preserve"> from its certification authority or your clearance agent. China's own used-car export qualification/age rules are set by MOFCOM and updated (see the supplier-vetting and fleet-procurement guides); use the current-year position rather than an older blog figure.</w:t>
       </w:r>
     </w:p>
     <w:p>
@@ -458,7 +550,47 @@
         <w:pStyle w:val="Heading1"/>
       </w:pPr>
       <w:r>
-        <w:t>Hard Rejection Rules (Walk Away)</w:t>
+        <w:t>What AutoBridge Adds Beyond a Generic Checklist</w:t>
+      </w:r>
+    </w:p>
+    <w:p>
+      <w:r>
+        <w:t xml:space="preserve">Public checklists repeat "read SOH and reject below 80%." AutoBridge instead: (1) </w:t>
+      </w:r>
+      <w:r>
+        <w:rPr>
+          <w:b/>
+        </w:rPr>
+        <w:t>separates the engineering 80% convention from the destination's actual legal rule</w:t>
+      </w:r>
+      <w:r>
+        <w:t xml:space="preserve">, so a buyer never walks away from a compliant car or ships a non-compliant one on a myth; (2) requires a </w:t>
+      </w:r>
+      <w:r>
+        <w:rPr>
+          <w:b/>
+        </w:rPr>
+        <w:t>metered energy test plus cell-imbalance reading</w:t>
+      </w:r>
+      <w:r>
+        <w:t xml:space="preserve">, not just a dashboard screenshot; and (3) binds the inspection report to the </w:t>
+      </w:r>
+      <w:r>
+        <w:rPr>
+          <w:b/>
+        </w:rPr>
+        <w:t>VIN and export dossier</w:t>
+      </w:r>
+      <w:r>
+        <w:t xml:space="preserve"> used for certification, so the tested car is provably the shipped car.</w:t>
+      </w:r>
+    </w:p>
+    <w:p>
+      <w:pPr>
+        <w:pStyle w:val="Heading1"/>
+      </w:pPr>
+      <w:r>
+        <w:t>Hard Rejection Rules</w:t>
       </w:r>
     </w:p>
     <w:p>
@@ -466,7 +598,7 @@
         <w:pStyle w:val="ListBullet"/>
       </w:pPr>
       <w:r>
-        <w:t>SOH below the destination threshold (or below ~80% where no specific rule exists) without a priced-in battery plan.</w:t>
+        <w:t>Flood/fire marker in claims records, or corrosion/water lines in the pack or HV harness.</w:t>
       </w:r>
     </w:p>
     <w:p>
@@ -474,7 +606,7 @@
         <w:pStyle w:val="ListBullet"/>
       </w:pPr>
       <w:r>
-        <w:t>Any flood/fire marker in claims records, or corrosion/water lines in the pack or harness.</w:t>
+        <w:t>Structural/accident repair to high-voltage areas, or evidence the pack was opened outside a qualified facility.</w:t>
       </w:r>
     </w:p>
     <w:p>
@@ -482,7 +614,7 @@
         <w:pStyle w:val="ListBullet"/>
       </w:pPr>
       <w:r>
-        <w:t>Structural/accident repair to high-voltage areas or evidence the battery pack was opened non-commercially.</w:t>
+        <w:t>Odometer inconsistent with cycle count and wear, with no credible explanation.</w:t>
       </w:r>
     </w:p>
     <w:p>
@@ -490,7 +622,7 @@
         <w:pStyle w:val="ListBullet"/>
       </w:pPr>
       <w:r>
-        <w:t>Odometer inconsistent with battery cycles and wear, with no credible explanation.</w:t>
+        <w:t>Seller refuses a metered charge test or an independent diagnostic report.</w:t>
       </w:r>
     </w:p>
     <w:p>
@@ -498,7 +630,16 @@
         <w:pStyle w:val="ListBullet"/>
       </w:pPr>
       <w:r>
-        <w:t>Seller refuses a live charge test or an independent diagnostic report.</w:t>
+        <w:t xml:space="preserve">Capacity/imbalance that fails </w:t>
+      </w:r>
+      <w:r>
+        <w:rPr>
+          <w:b/>
+        </w:rPr>
+        <w:t>your own documented acceptance line</w:t>
+      </w:r>
+      <w:r>
+        <w:t xml:space="preserve"> (set from brand warranty + destination rule + commercial margin) — not a mythical universal 80% legal gate.</w:t>
       </w:r>
     </w:p>
     <w:p>
@@ -506,7 +647,7 @@
         <w:pStyle w:val="Heading1"/>
       </w:pPr>
       <w:r>
-        <w:t>Pre-Purchase Inspection Checklist</w:t>
+        <w:t>Acceptance Test List</w:t>
       </w:r>
     </w:p>
     <w:p>
@@ -514,7 +655,16 @@
         <w:pStyle w:val="ListBullet"/>
       </w:pPr>
       <w:r>
-        <w:t>Independent report with SOH and max cell-voltage imbalance.</w:t>
+        <w:t xml:space="preserve">Independent report: SOH </w:t>
+      </w:r>
+      <w:r>
+        <w:rPr>
+          <w:b/>
+        </w:rPr>
+        <w:t>and</w:t>
+      </w:r>
+      <w:r>
+        <w:t xml:space="preserve"> max cell-voltage imbalance, with tool/version/date recorded.</w:t>
       </w:r>
     </w:p>
     <w:p>
@@ -522,7 +672,7 @@
         <w:pStyle w:val="ListBullet"/>
       </w:pPr>
       <w:r>
-        <w:t>Metered 20→80% charge test recorded (SOC, kWh, power, time).</w:t>
+        <w:t>Metered 20→80% charge test (SOC, kWh, power curve, time).</w:t>
       </w:r>
     </w:p>
     <w:p>
@@ -546,7 +696,7 @@
         <w:pStyle w:val="ListBullet"/>
       </w:pPr>
       <w:r>
-        <w:t>Odometer reconciled with battery cycles and physical wear.</w:t>
+        <w:t>Odometer reconciled with charge cycles and physical wear.</w:t>
       </w:r>
     </w:p>
     <w:p>
@@ -554,7 +704,16 @@
         <w:pStyle w:val="ListBullet"/>
       </w:pPr>
       <w:r>
-        <w:t>Destination used-EV certification/SOH threshold confirmed in writing.</w:t>
+        <w:t xml:space="preserve">Destination used-EV rule confirmed </w:t>
+      </w:r>
+      <w:r>
+        <w:rPr>
+          <w:b/>
+        </w:rPr>
+        <w:t>in writing</w:t>
+      </w:r>
+      <w:r>
+        <w:t xml:space="preserve"> and distinguished from the engineering 80% line.</w:t>
       </w:r>
     </w:p>
     <w:p>
@@ -578,28 +737,28 @@
         <w:rPr>
           <w:b/>
         </w:rPr>
-        <w:t>What SOH is acceptable for an exported used EV?</w:t>
+        <w:t>Is 80% SOH a legal import requirement?</w:t>
       </w:r>
       <w:r>
-        <w:t xml:space="preserve"> Around 80%+ is the common reference (LFP ~80%, NMC ~85% warning lines), but the destination certification body's current rule decides — confirm it rather than assuming. </w:t>
+        <w:t xml:space="preserve"> No. Roughly 80% is an engineering/warranty end-of-life reference (e.g., QC/T 743; tested per GB/T 31484 / IEC 62660); there is no universal 80% customs threshold, so confirm the destination's own rule. </w:t>
       </w:r>
       <w:r>
         <w:rPr>
           <w:b/>
         </w:rPr>
-        <w:t>How do I verify SOH if brands differ?</w:t>
+        <w:t>Why do people quote 80% then?</w:t>
       </w:r>
       <w:r>
-        <w:t xml:space="preserve"> Use the in-car display plus an independent diagnostic report showing SOH and cell imbalance; keep the report as evidence because there is no universal OBD standard. </w:t>
+        <w:t xml:space="preserve"> It comes from battery standards and manufacturer warranty practice as an end-of-life/commercial line; it is useful for pricing and rejection, but it is not import law. </w:t>
       </w:r>
       <w:r>
         <w:rPr>
           <w:b/>
         </w:rPr>
-        <w:t>Can a charge test expose a bad battery?</w:t>
+        <w:t>How should SOH be evidenced?</w:t>
       </w:r>
       <w:r>
-        <w:t xml:space="preserve"> Yes — metering the energy from 20% to 80% and comparing to expected capacity reveals real degradation that a static number may hide. </w:t>
+        <w:t xml:space="preserve"> An independent report showing SOH and cell-voltage imbalance, cross-checked by a metered 20–80% charge test, kept with tool/version/date. </w:t>
       </w:r>
       <w:r>
         <w:rPr>
@@ -608,7 +767,7 @@
         <w:t>Why is flood damage especially dangerous in an EV?</w:t>
       </w:r>
       <w:r>
-        <w:t xml:space="preserve"> It can degrade the pack and corrode hidden harnesses/connectors, creating safety and reliability failures after export. </w:t>
+        <w:t xml:space="preserve"> It can degrade the pack and corrode hidden harnesses/connectors, causing safety and reliability failures after export. </w:t>
       </w:r>
       <w:r>
         <w:rPr>
@@ -617,7 +776,7 @@
         <w:t>How is odometer fraud spotted on an EV?</w:t>
       </w:r>
       <w:r>
-        <w:t xml:space="preserve"> Compare displayed mileage with battery charge-cycle count and component wear; a low odometer with high cycles is a warning.</w:t>
+        <w:t xml:space="preserve"> Compare displayed mileage with battery cycle count and physical wear; low odometer with high cycles is a warning.</w:t>
       </w:r>
     </w:p>
     <w:p>
@@ -635,17 +794,18 @@
         <w:tblLook w:firstColumn="1" w:firstRow="1" w:lastColumn="0" w:lastRow="0" w:noHBand="0" w:noVBand="1" w:val="04A0"/>
       </w:tblPr>
       <w:tblGrid>
-        <w:gridCol w:w="1440"/>
-        <w:gridCol w:w="1440"/>
-        <w:gridCol w:w="1440"/>
-        <w:gridCol w:w="1440"/>
-        <w:gridCol w:w="1440"/>
-        <w:gridCol w:w="1440"/>
+        <w:gridCol w:w="1234"/>
+        <w:gridCol w:w="1234"/>
+        <w:gridCol w:w="1234"/>
+        <w:gridCol w:w="1234"/>
+        <w:gridCol w:w="1234"/>
+        <w:gridCol w:w="1234"/>
+        <w:gridCol w:w="1234"/>
       </w:tblGrid>
       <w:tr>
         <w:tc>
           <w:tcPr>
-            <w:tcW w:type="dxa" w:w="1440"/>
+            <w:tcW w:type="dxa" w:w="1234"/>
             <w:shd w:val="clear" w:fill="EAF0F6"/>
           </w:tcPr>
           <w:p>
@@ -666,7 +826,7 @@
         </w:tc>
         <w:tc>
           <w:tcPr>
-            <w:tcW w:type="dxa" w:w="1440"/>
+            <w:tcW w:type="dxa" w:w="1234"/>
             <w:shd w:val="clear" w:fill="EAF0F6"/>
           </w:tcPr>
           <w:p>
@@ -687,7 +847,7 @@
         </w:tc>
         <w:tc>
           <w:tcPr>
-            <w:tcW w:type="dxa" w:w="1440"/>
+            <w:tcW w:type="dxa" w:w="1234"/>
             <w:shd w:val="clear" w:fill="EAF0F6"/>
           </w:tcPr>
           <w:p>
@@ -708,7 +868,7 @@
         </w:tc>
         <w:tc>
           <w:tcPr>
-            <w:tcW w:type="dxa" w:w="1440"/>
+            <w:tcW w:type="dxa" w:w="1234"/>
             <w:shd w:val="clear" w:fill="EAF0F6"/>
           </w:tcPr>
           <w:p>
@@ -729,7 +889,7 @@
         </w:tc>
         <w:tc>
           <w:tcPr>
-            <w:tcW w:type="dxa" w:w="1440"/>
+            <w:tcW w:type="dxa" w:w="1234"/>
             <w:shd w:val="clear" w:fill="EAF0F6"/>
           </w:tcPr>
           <w:p>
@@ -750,7 +910,28 @@
         </w:tc>
         <w:tc>
           <w:tcPr>
-            <w:tcW w:type="dxa" w:w="1440"/>
+            <w:tcW w:type="dxa" w:w="1234"/>
+            <w:shd w:val="clear" w:fill="EAF0F6"/>
+          </w:tcPr>
+          <w:p>
+            <w:r>
+              <w:rPr>
+                <w:b/>
+                <w:sz w:val="20"/>
+              </w:rPr>
+            </w:r>
+            <w:r>
+              <w:rPr>
+                <w:b/>
+                <w:sz w:val="20"/>
+              </w:rPr>
+              <w:t>Confidence</w:t>
+            </w:r>
+          </w:p>
+        </w:tc>
+        <w:tc>
+          <w:tcPr>
+            <w:tcW w:type="dxa" w:w="1234"/>
             <w:shd w:val="clear" w:fill="EAF0F6"/>
           </w:tcPr>
           <w:p>
@@ -773,7 +954,7 @@
       <w:tr>
         <w:tc>
           <w:tcPr>
-            <w:tcW w:type="dxa" w:w="1440"/>
+            <w:tcW w:type="dxa" w:w="1234"/>
           </w:tcPr>
           <w:p>
             <w:r>
@@ -785,13 +966,13 @@
               <w:rPr>
                 <w:sz w:val="20"/>
               </w:rPr>
-              <w:t>Core points for buying used NEVs</w:t>
+              <w:t>GB/T 31484 traction-battery cycle-life requirements/test methods</w:t>
             </w:r>
           </w:p>
         </w:tc>
         <w:tc>
           <w:tcPr>
-            <w:tcW w:type="dxa" w:w="1440"/>
+            <w:tcW w:type="dxa" w:w="1234"/>
           </w:tcPr>
           <w:p>
             <w:r>
@@ -803,13 +984,26 @@
               <w:rPr>
                 <w:sz w:val="20"/>
               </w:rPr>
-              <w:t>Yiche (易车, auto media)</w:t>
+              <w:t>Chinese national standard (</w:t>
+            </w:r>
+            <w:r>
+              <w:rPr>
+                <w:b/>
+                <w:sz w:val="20"/>
+              </w:rPr>
+              <w:t>standards body</w:t>
+            </w:r>
+            <w:r>
+              <w:rPr>
+                <w:sz w:val="20"/>
+              </w:rPr>
+              <w:t>)</w:t>
             </w:r>
           </w:p>
         </w:tc>
         <w:tc>
           <w:tcPr>
-            <w:tcW w:type="dxa" w:w="1440"/>
+            <w:tcW w:type="dxa" w:w="1234"/>
           </w:tcPr>
           <w:p>
             <w:r>
@@ -827,7 +1021,547 @@
         </w:tc>
         <w:tc>
           <w:tcPr>
-            <w:tcW w:type="dxa" w:w="1440"/>
+            <w:tcW w:type="dxa" w:w="1234"/>
+          </w:tcPr>
+          <w:p>
+            <w:r>
+              <w:rPr>
+                <w:sz w:val="20"/>
+              </w:rPr>
+            </w:r>
+            <w:r>
+              <w:rPr>
+                <w:sz w:val="20"/>
+              </w:rPr>
+              <w:t>https://www.chinesestandard.net/PDF.aspx/GBT31484-2015</w:t>
+            </w:r>
+          </w:p>
+        </w:tc>
+        <w:tc>
+          <w:tcPr>
+            <w:tcW w:type="dxa" w:w="1234"/>
+          </w:tcPr>
+          <w:p>
+            <w:r>
+              <w:rPr>
+                <w:sz w:val="20"/>
+              </w:rPr>
+            </w:r>
+            <w:r>
+              <w:rPr>
+                <w:sz w:val="20"/>
+              </w:rPr>
+              <w:t>2026-09-03</w:t>
+            </w:r>
+          </w:p>
+        </w:tc>
+        <w:tc>
+          <w:tcPr>
+            <w:tcW w:type="dxa" w:w="1234"/>
+          </w:tcPr>
+          <w:p>
+            <w:r>
+              <w:rPr>
+                <w:sz w:val="20"/>
+              </w:rPr>
+            </w:r>
+            <w:r>
+              <w:rPr>
+                <w:b/>
+                <w:sz w:val="20"/>
+              </w:rPr>
+              <w:t>VERIFIED</w:t>
+            </w:r>
+          </w:p>
+        </w:tc>
+        <w:tc>
+          <w:tcPr>
+            <w:tcW w:type="dxa" w:w="1234"/>
+          </w:tcPr>
+          <w:p>
+            <w:r>
+              <w:rPr>
+                <w:sz w:val="20"/>
+              </w:rPr>
+            </w:r>
+            <w:r>
+              <w:rPr>
+                <w:sz w:val="20"/>
+              </w:rPr>
+              <w:t>Capacity/cycle-life test framework; initial-capacity requirements</w:t>
+            </w:r>
+          </w:p>
+        </w:tc>
+      </w:tr>
+      <w:tr>
+        <w:tc>
+          <w:tcPr>
+            <w:tcW w:type="dxa" w:w="1234"/>
+          </w:tcPr>
+          <w:p>
+            <w:r>
+              <w:rPr>
+                <w:sz w:val="20"/>
+              </w:rPr>
+            </w:r>
+            <w:r>
+              <w:rPr>
+                <w:sz w:val="20"/>
+              </w:rPr>
+              <w:t>IEC 62660-1/2 lithium-ion cell performance/life testing</w:t>
+            </w:r>
+          </w:p>
+        </w:tc>
+        <w:tc>
+          <w:tcPr>
+            <w:tcW w:type="dxa" w:w="1234"/>
+          </w:tcPr>
+          <w:p>
+            <w:r>
+              <w:rPr>
+                <w:sz w:val="20"/>
+              </w:rPr>
+            </w:r>
+            <w:r>
+              <w:rPr>
+                <w:sz w:val="20"/>
+              </w:rPr>
+              <w:t xml:space="preserve">IEC (international </w:t>
+            </w:r>
+            <w:r>
+              <w:rPr>
+                <w:b/>
+                <w:sz w:val="20"/>
+              </w:rPr>
+              <w:t>standards body</w:t>
+            </w:r>
+            <w:r>
+              <w:rPr>
+                <w:sz w:val="20"/>
+              </w:rPr>
+              <w:t>)</w:t>
+            </w:r>
+          </w:p>
+        </w:tc>
+        <w:tc>
+          <w:tcPr>
+            <w:tcW w:type="dxa" w:w="1234"/>
+          </w:tcPr>
+          <w:p>
+            <w:r>
+              <w:rPr>
+                <w:sz w:val="20"/>
+              </w:rPr>
+            </w:r>
+            <w:r>
+              <w:rPr>
+                <w:sz w:val="20"/>
+              </w:rPr>
+              <w:t>Global</w:t>
+            </w:r>
+          </w:p>
+        </w:tc>
+        <w:tc>
+          <w:tcPr>
+            <w:tcW w:type="dxa" w:w="1234"/>
+          </w:tcPr>
+          <w:p>
+            <w:r>
+              <w:rPr>
+                <w:sz w:val="20"/>
+              </w:rPr>
+            </w:r>
+            <w:r>
+              <w:rPr>
+                <w:sz w:val="20"/>
+              </w:rPr>
+              <w:t>https://www.iec.ch/ (IEC 62660 series)</w:t>
+            </w:r>
+          </w:p>
+        </w:tc>
+        <w:tc>
+          <w:tcPr>
+            <w:tcW w:type="dxa" w:w="1234"/>
+          </w:tcPr>
+          <w:p>
+            <w:r>
+              <w:rPr>
+                <w:sz w:val="20"/>
+              </w:rPr>
+            </w:r>
+            <w:r>
+              <w:rPr>
+                <w:sz w:val="20"/>
+              </w:rPr>
+              <w:t>2026-09-03</w:t>
+            </w:r>
+          </w:p>
+        </w:tc>
+        <w:tc>
+          <w:tcPr>
+            <w:tcW w:type="dxa" w:w="1234"/>
+          </w:tcPr>
+          <w:p>
+            <w:r>
+              <w:rPr>
+                <w:sz w:val="20"/>
+              </w:rPr>
+            </w:r>
+            <w:r>
+              <w:rPr>
+                <w:b/>
+                <w:sz w:val="20"/>
+              </w:rPr>
+              <w:t>VERIFIED</w:t>
+            </w:r>
+          </w:p>
+        </w:tc>
+        <w:tc>
+          <w:tcPr>
+            <w:tcW w:type="dxa" w:w="1234"/>
+          </w:tcPr>
+          <w:p>
+            <w:r>
+              <w:rPr>
+                <w:sz w:val="20"/>
+              </w:rPr>
+            </w:r>
+            <w:r>
+              <w:rPr>
+                <w:sz w:val="20"/>
+              </w:rPr>
+              <w:t>Standardised cell performance/life test basis for SOH</w:t>
+            </w:r>
+          </w:p>
+        </w:tc>
+      </w:tr>
+      <w:tr>
+        <w:tc>
+          <w:tcPr>
+            <w:tcW w:type="dxa" w:w="1234"/>
+          </w:tcPr>
+          <w:p>
+            <w:r>
+              <w:rPr>
+                <w:sz w:val="20"/>
+              </w:rPr>
+            </w:r>
+            <w:r>
+              <w:rPr>
+                <w:sz w:val="20"/>
+              </w:rPr>
+              <w:t>GB/T 46991.1-2025 on-board SOH/SOC display accuracy &amp; durability (MIIT/SAC)</w:t>
+            </w:r>
+          </w:p>
+        </w:tc>
+        <w:tc>
+          <w:tcPr>
+            <w:tcW w:type="dxa" w:w="1234"/>
+          </w:tcPr>
+          <w:p>
+            <w:r>
+              <w:rPr>
+                <w:sz w:val="20"/>
+              </w:rPr>
+            </w:r>
+            <w:r>
+              <w:rPr>
+                <w:sz w:val="20"/>
+              </w:rPr>
+              <w:t>Chinese recommended national standard (</w:t>
+            </w:r>
+            <w:r>
+              <w:rPr>
+                <w:b/>
+                <w:sz w:val="20"/>
+              </w:rPr>
+              <w:t>standards body</w:t>
+            </w:r>
+            <w:r>
+              <w:rPr>
+                <w:sz w:val="20"/>
+              </w:rPr>
+              <w:t>)</w:t>
+            </w:r>
+          </w:p>
+        </w:tc>
+        <w:tc>
+          <w:tcPr>
+            <w:tcW w:type="dxa" w:w="1234"/>
+          </w:tcPr>
+          <w:p>
+            <w:r>
+              <w:rPr>
+                <w:sz w:val="20"/>
+              </w:rPr>
+            </w:r>
+            <w:r>
+              <w:rPr>
+                <w:sz w:val="20"/>
+              </w:rPr>
+              <w:t>CN</w:t>
+            </w:r>
+          </w:p>
+        </w:tc>
+        <w:tc>
+          <w:tcPr>
+            <w:tcW w:type="dxa" w:w="1234"/>
+          </w:tcPr>
+          <w:p>
+            <w:r>
+              <w:rPr>
+                <w:sz w:val="20"/>
+              </w:rPr>
+            </w:r>
+            <w:r>
+              <w:rPr>
+                <w:sz w:val="20"/>
+              </w:rPr>
+              <w:t>reported via standards coverage; primary on SAC/MIIT channels</w:t>
+            </w:r>
+          </w:p>
+        </w:tc>
+        <w:tc>
+          <w:tcPr>
+            <w:tcW w:type="dxa" w:w="1234"/>
+          </w:tcPr>
+          <w:p>
+            <w:r>
+              <w:rPr>
+                <w:sz w:val="20"/>
+              </w:rPr>
+            </w:r>
+            <w:r>
+              <w:rPr>
+                <w:sz w:val="20"/>
+              </w:rPr>
+              <w:t>2026-09-03</w:t>
+            </w:r>
+          </w:p>
+        </w:tc>
+        <w:tc>
+          <w:tcPr>
+            <w:tcW w:type="dxa" w:w="1234"/>
+          </w:tcPr>
+          <w:p>
+            <w:r>
+              <w:rPr>
+                <w:sz w:val="20"/>
+              </w:rPr>
+            </w:r>
+            <w:r>
+              <w:rPr>
+                <w:sz w:val="20"/>
+              </w:rPr>
+              <w:t>CROSS_CHECKED</w:t>
+            </w:r>
+          </w:p>
+        </w:tc>
+        <w:tc>
+          <w:tcPr>
+            <w:tcW w:type="dxa" w:w="1234"/>
+          </w:tcPr>
+          <w:p>
+            <w:r>
+              <w:rPr>
+                <w:sz w:val="20"/>
+              </w:rPr>
+            </w:r>
+            <w:r>
+              <w:rPr>
+                <w:sz w:val="20"/>
+              </w:rPr>
+              <w:t>On-board health-display accuracy is separately standardised (not a legal import line)</w:t>
+            </w:r>
+          </w:p>
+        </w:tc>
+      </w:tr>
+      <w:tr>
+        <w:tc>
+          <w:tcPr>
+            <w:tcW w:type="dxa" w:w="1234"/>
+          </w:tcPr>
+          <w:p>
+            <w:r>
+              <w:rPr>
+                <w:sz w:val="20"/>
+              </w:rPr>
+            </w:r>
+            <w:r>
+              <w:rPr>
+                <w:sz w:val="20"/>
+              </w:rPr>
+              <w:t>SOH formulations and the QC/T 743 80% end-of-life convention</w:t>
+            </w:r>
+          </w:p>
+        </w:tc>
+        <w:tc>
+          <w:tcPr>
+            <w:tcW w:type="dxa" w:w="1234"/>
+          </w:tcPr>
+          <w:p>
+            <w:r>
+              <w:rPr>
+                <w:sz w:val="20"/>
+              </w:rPr>
+            </w:r>
+            <w:r>
+              <w:rPr>
+                <w:sz w:val="20"/>
+              </w:rPr>
+              <w:t>LNC Batteries technical explainer (industry)</w:t>
+            </w:r>
+          </w:p>
+        </w:tc>
+        <w:tc>
+          <w:tcPr>
+            <w:tcW w:type="dxa" w:w="1234"/>
+          </w:tcPr>
+          <w:p>
+            <w:r>
+              <w:rPr>
+                <w:sz w:val="20"/>
+              </w:rPr>
+            </w:r>
+            <w:r>
+              <w:rPr>
+                <w:sz w:val="20"/>
+              </w:rPr>
+              <w:t>Global</w:t>
+            </w:r>
+          </w:p>
+        </w:tc>
+        <w:tc>
+          <w:tcPr>
+            <w:tcW w:type="dxa" w:w="1234"/>
+          </w:tcPr>
+          <w:p>
+            <w:r>
+              <w:rPr>
+                <w:sz w:val="20"/>
+              </w:rPr>
+            </w:r>
+            <w:r>
+              <w:rPr>
+                <w:sz w:val="20"/>
+              </w:rPr>
+              <w:t>https://lnclibattery.com/blog/evaluation-of-the-health-status-soh-of-lithium-ion-batteries/</w:t>
+            </w:r>
+          </w:p>
+        </w:tc>
+        <w:tc>
+          <w:tcPr>
+            <w:tcW w:type="dxa" w:w="1234"/>
+          </w:tcPr>
+          <w:p>
+            <w:r>
+              <w:rPr>
+                <w:sz w:val="20"/>
+              </w:rPr>
+            </w:r>
+            <w:r>
+              <w:rPr>
+                <w:sz w:val="20"/>
+              </w:rPr>
+              <w:t>2026-09-03</w:t>
+            </w:r>
+          </w:p>
+        </w:tc>
+        <w:tc>
+          <w:tcPr>
+            <w:tcW w:type="dxa" w:w="1234"/>
+          </w:tcPr>
+          <w:p>
+            <w:r>
+              <w:rPr>
+                <w:sz w:val="20"/>
+              </w:rPr>
+            </w:r>
+            <w:r>
+              <w:rPr>
+                <w:sz w:val="20"/>
+              </w:rPr>
+              <w:t>SINGLE_SOURCE</w:t>
+            </w:r>
+          </w:p>
+        </w:tc>
+        <w:tc>
+          <w:tcPr>
+            <w:tcW w:type="dxa" w:w="1234"/>
+          </w:tcPr>
+          <w:p>
+            <w:r>
+              <w:rPr>
+                <w:sz w:val="20"/>
+              </w:rPr>
+            </w:r>
+            <w:r>
+              <w:rPr>
+                <w:sz w:val="20"/>
+              </w:rPr>
+              <w:t>Capacity-based SOH formula; 80% as industry end-of-life reference</w:t>
+            </w:r>
+          </w:p>
+        </w:tc>
+      </w:tr>
+      <w:tr>
+        <w:tc>
+          <w:tcPr>
+            <w:tcW w:type="dxa" w:w="1234"/>
+          </w:tcPr>
+          <w:p>
+            <w:r>
+              <w:rPr>
+                <w:sz w:val="20"/>
+              </w:rPr>
+            </w:r>
+            <w:r>
+              <w:rPr>
+                <w:sz w:val="20"/>
+              </w:rPr>
+              <w:t>Core points for buying used NEVs / charge-test &amp; screening methods</w:t>
+            </w:r>
+          </w:p>
+        </w:tc>
+        <w:tc>
+          <w:tcPr>
+            <w:tcW w:type="dxa" w:w="1234"/>
+          </w:tcPr>
+          <w:p>
+            <w:r>
+              <w:rPr>
+                <w:sz w:val="20"/>
+              </w:rPr>
+            </w:r>
+            <w:r>
+              <w:rPr>
+                <w:sz w:val="20"/>
+              </w:rPr>
+              <w:t>Yiche, Dongchedi (auto media; method references)</w:t>
+            </w:r>
+          </w:p>
+        </w:tc>
+        <w:tc>
+          <w:tcPr>
+            <w:tcW w:type="dxa" w:w="1234"/>
+          </w:tcPr>
+          <w:p>
+            <w:r>
+              <w:rPr>
+                <w:sz w:val="20"/>
+              </w:rPr>
+            </w:r>
+            <w:r>
+              <w:rPr>
+                <w:sz w:val="20"/>
+              </w:rPr>
+              <w:t>CN</w:t>
+            </w:r>
+          </w:p>
+        </w:tc>
+        <w:tc>
+          <w:tcPr>
+            <w:tcW w:type="dxa" w:w="1234"/>
           </w:tcPr>
           <w:p>
             <w:r>
@@ -845,7 +1579,7 @@
         </w:tc>
         <w:tc>
           <w:tcPr>
-            <w:tcW w:type="dxa" w:w="1440"/>
+            <w:tcW w:type="dxa" w:w="1234"/>
           </w:tcPr>
           <w:p>
             <w:r>
@@ -857,13 +1591,13 @@
               <w:rPr>
                 <w:sz w:val="20"/>
               </w:rPr>
-              <w:t>2026-09-02</w:t>
+              <w:t>2026-09-03</w:t>
             </w:r>
           </w:p>
         </w:tc>
         <w:tc>
           <w:tcPr>
-            <w:tcW w:type="dxa" w:w="1440"/>
+            <w:tcW w:type="dxa" w:w="1234"/>
           </w:tcPr>
           <w:p>
             <w:r>
@@ -875,15 +1609,13 @@
               <w:rPr>
                 <w:sz w:val="20"/>
               </w:rPr>
-              <w:t>SOH definition, ≥80% service value, reading methods</w:t>
+              <w:t>SINGLE_SOURCE</w:t>
             </w:r>
           </w:p>
         </w:tc>
-      </w:tr>
-      <w:tr>
         <w:tc>
           <w:tcPr>
-            <w:tcW w:type="dxa" w:w="1440"/>
+            <w:tcW w:type="dxa" w:w="1234"/>
           </w:tcPr>
           <w:p>
             <w:r>
@@ -895,427 +1627,7 @@
               <w:rPr>
                 <w:sz w:val="20"/>
               </w:rPr>
-              <w:t>Used-EV battery charge test (video, method reference)</w:t>
-            </w:r>
-          </w:p>
-        </w:tc>
-        <w:tc>
-          <w:tcPr>
-            <w:tcW w:type="dxa" w:w="1440"/>
-          </w:tcPr>
-          <w:p>
-            <w:r>
-              <w:rPr>
-                <w:sz w:val="20"/>
-              </w:rPr>
-            </w:r>
-            <w:r>
-              <w:rPr>
-                <w:sz w:val="20"/>
-              </w:rPr>
-              <w:t>Dongchedi (懂车帝)</w:t>
-            </w:r>
-          </w:p>
-        </w:tc>
-        <w:tc>
-          <w:tcPr>
-            <w:tcW w:type="dxa" w:w="1440"/>
-          </w:tcPr>
-          <w:p>
-            <w:r>
-              <w:rPr>
-                <w:sz w:val="20"/>
-              </w:rPr>
-            </w:r>
-            <w:r>
-              <w:rPr>
-                <w:sz w:val="20"/>
-              </w:rPr>
-              <w:t>CN</w:t>
-            </w:r>
-          </w:p>
-        </w:tc>
-        <w:tc>
-          <w:tcPr>
-            <w:tcW w:type="dxa" w:w="1440"/>
-          </w:tcPr>
-          <w:p>
-            <w:r>
-              <w:rPr>
-                <w:sz w:val="20"/>
-              </w:rPr>
-            </w:r>
-            <w:r>
-              <w:rPr>
-                <w:sz w:val="20"/>
-              </w:rPr>
-              <w:t>https://www.iesdouyin.com/share/video/7618925618490849457</w:t>
-            </w:r>
-          </w:p>
-        </w:tc>
-        <w:tc>
-          <w:tcPr>
-            <w:tcW w:type="dxa" w:w="1440"/>
-          </w:tcPr>
-          <w:p>
-            <w:r>
-              <w:rPr>
-                <w:sz w:val="20"/>
-              </w:rPr>
-            </w:r>
-            <w:r>
-              <w:rPr>
-                <w:sz w:val="20"/>
-              </w:rPr>
-              <w:t>2026-09-02</w:t>
-            </w:r>
-          </w:p>
-        </w:tc>
-        <w:tc>
-          <w:tcPr>
-            <w:tcW w:type="dxa" w:w="1440"/>
-          </w:tcPr>
-          <w:p>
-            <w:r>
-              <w:rPr>
-                <w:sz w:val="20"/>
-              </w:rPr>
-            </w:r>
-            <w:r>
-              <w:rPr>
-                <w:sz w:val="20"/>
-              </w:rPr>
-              <w:t>20→80% metered charge comparison method</w:t>
-            </w:r>
-          </w:p>
-        </w:tc>
-      </w:tr>
-      <w:tr>
-        <w:tc>
-          <w:tcPr>
-            <w:tcW w:type="dxa" w:w="1440"/>
-          </w:tcPr>
-          <w:p>
-            <w:r>
-              <w:rPr>
-                <w:sz w:val="20"/>
-              </w:rPr>
-            </w:r>
-            <w:r>
-              <w:rPr>
-                <w:sz w:val="20"/>
-              </w:rPr>
-              <w:t>Three ways to rule out accident/flood/clocked EVs (video)</w:t>
-            </w:r>
-          </w:p>
-        </w:tc>
-        <w:tc>
-          <w:tcPr>
-            <w:tcW w:type="dxa" w:w="1440"/>
-          </w:tcPr>
-          <w:p>
-            <w:r>
-              <w:rPr>
-                <w:sz w:val="20"/>
-              </w:rPr>
-            </w:r>
-            <w:r>
-              <w:rPr>
-                <w:sz w:val="20"/>
-              </w:rPr>
-              <w:t>Dongchedi (懂车帝)</w:t>
-            </w:r>
-          </w:p>
-        </w:tc>
-        <w:tc>
-          <w:tcPr>
-            <w:tcW w:type="dxa" w:w="1440"/>
-          </w:tcPr>
-          <w:p>
-            <w:r>
-              <w:rPr>
-                <w:sz w:val="20"/>
-              </w:rPr>
-            </w:r>
-            <w:r>
-              <w:rPr>
-                <w:sz w:val="20"/>
-              </w:rPr>
-              <w:t>CN</w:t>
-            </w:r>
-          </w:p>
-        </w:tc>
-        <w:tc>
-          <w:tcPr>
-            <w:tcW w:type="dxa" w:w="1440"/>
-          </w:tcPr>
-          <w:p>
-            <w:r>
-              <w:rPr>
-                <w:sz w:val="20"/>
-              </w:rPr>
-            </w:r>
-            <w:r>
-              <w:rPr>
-                <w:sz w:val="20"/>
-              </w:rPr>
-              <w:t>https://www.iesdouyin.com/share/video/7678314679869430004</w:t>
-            </w:r>
-          </w:p>
-        </w:tc>
-        <w:tc>
-          <w:tcPr>
-            <w:tcW w:type="dxa" w:w="1440"/>
-          </w:tcPr>
-          <w:p>
-            <w:r>
-              <w:rPr>
-                <w:sz w:val="20"/>
-              </w:rPr>
-            </w:r>
-            <w:r>
-              <w:rPr>
-                <w:sz w:val="20"/>
-              </w:rPr>
-              <w:t>2026-09-02</w:t>
-            </w:r>
-          </w:p>
-        </w:tc>
-        <w:tc>
-          <w:tcPr>
-            <w:tcW w:type="dxa" w:w="1440"/>
-          </w:tcPr>
-          <w:p>
-            <w:r>
-              <w:rPr>
-                <w:sz w:val="20"/>
-              </w:rPr>
-            </w:r>
-            <w:r>
-              <w:rPr>
-                <w:sz w:val="20"/>
-              </w:rPr>
-              <w:t>Accident/flood/odometer methods, undertray marks</w:t>
-            </w:r>
-          </w:p>
-        </w:tc>
-      </w:tr>
-      <w:tr>
-        <w:tc>
-          <w:tcPr>
-            <w:tcW w:type="dxa" w:w="1440"/>
-          </w:tcPr>
-          <w:p>
-            <w:r>
-              <w:rPr>
-                <w:sz w:val="20"/>
-              </w:rPr>
-            </w:r>
-            <w:r>
-              <w:rPr>
-                <w:sz w:val="20"/>
-              </w:rPr>
-              <w:t>SOH chemistry warning lines (video, method reference)</w:t>
-            </w:r>
-          </w:p>
-        </w:tc>
-        <w:tc>
-          <w:tcPr>
-            <w:tcW w:type="dxa" w:w="1440"/>
-          </w:tcPr>
-          <w:p>
-            <w:r>
-              <w:rPr>
-                <w:sz w:val="20"/>
-              </w:rPr>
-            </w:r>
-            <w:r>
-              <w:rPr>
-                <w:sz w:val="20"/>
-              </w:rPr>
-              <w:t>Douyin industry content</w:t>
-            </w:r>
-          </w:p>
-        </w:tc>
-        <w:tc>
-          <w:tcPr>
-            <w:tcW w:type="dxa" w:w="1440"/>
-          </w:tcPr>
-          <w:p>
-            <w:r>
-              <w:rPr>
-                <w:sz w:val="20"/>
-              </w:rPr>
-            </w:r>
-            <w:r>
-              <w:rPr>
-                <w:sz w:val="20"/>
-              </w:rPr>
-              <w:t>CN</w:t>
-            </w:r>
-          </w:p>
-        </w:tc>
-        <w:tc>
-          <w:tcPr>
-            <w:tcW w:type="dxa" w:w="1440"/>
-          </w:tcPr>
-          <w:p>
-            <w:r>
-              <w:rPr>
-                <w:sz w:val="20"/>
-              </w:rPr>
-            </w:r>
-            <w:r>
-              <w:rPr>
-                <w:sz w:val="20"/>
-              </w:rPr>
-              <w:t>https://www.iesdouyin.com/share/video/7674527923274474225</w:t>
-            </w:r>
-          </w:p>
-        </w:tc>
-        <w:tc>
-          <w:tcPr>
-            <w:tcW w:type="dxa" w:w="1440"/>
-          </w:tcPr>
-          <w:p>
-            <w:r>
-              <w:rPr>
-                <w:sz w:val="20"/>
-              </w:rPr>
-            </w:r>
-            <w:r>
-              <w:rPr>
-                <w:sz w:val="20"/>
-              </w:rPr>
-              <w:t>2026-09-02</w:t>
-            </w:r>
-          </w:p>
-        </w:tc>
-        <w:tc>
-          <w:tcPr>
-            <w:tcW w:type="dxa" w:w="1440"/>
-          </w:tcPr>
-          <w:p>
-            <w:r>
-              <w:rPr>
-                <w:sz w:val="20"/>
-              </w:rPr>
-            </w:r>
-            <w:r>
-              <w:rPr>
-                <w:sz w:val="20"/>
-              </w:rPr>
-              <w:t>LFP 80% / NMC 85% reference lines</w:t>
-            </w:r>
-          </w:p>
-        </w:tc>
-      </w:tr>
-      <w:tr>
-        <w:tc>
-          <w:tcPr>
-            <w:tcW w:type="dxa" w:w="1440"/>
-          </w:tcPr>
-          <w:p>
-            <w:r>
-              <w:rPr>
-                <w:sz w:val="20"/>
-              </w:rPr>
-            </w:r>
-            <w:r>
-              <w:rPr>
-                <w:sz w:val="20"/>
-              </w:rPr>
-              <w:t>2026 used-NEV export guide</w:t>
-            </w:r>
-          </w:p>
-        </w:tc>
-        <w:tc>
-          <w:tcPr>
-            <w:tcW w:type="dxa" w:w="1440"/>
-          </w:tcPr>
-          <w:p>
-            <w:r>
-              <w:rPr>
-                <w:sz w:val="20"/>
-              </w:rPr>
-            </w:r>
-            <w:r>
-              <w:rPr>
-                <w:sz w:val="20"/>
-              </w:rPr>
-              <w:t>Jingsuncar (industry)</w:t>
-            </w:r>
-          </w:p>
-        </w:tc>
-        <w:tc>
-          <w:tcPr>
-            <w:tcW w:type="dxa" w:w="1440"/>
-          </w:tcPr>
-          <w:p>
-            <w:r>
-              <w:rPr>
-                <w:sz w:val="20"/>
-              </w:rPr>
-            </w:r>
-            <w:r>
-              <w:rPr>
-                <w:sz w:val="20"/>
-              </w:rPr>
-              <w:t>Global</w:t>
-            </w:r>
-          </w:p>
-        </w:tc>
-        <w:tc>
-          <w:tcPr>
-            <w:tcW w:type="dxa" w:w="1440"/>
-          </w:tcPr>
-          <w:p>
-            <w:r>
-              <w:rPr>
-                <w:sz w:val="20"/>
-              </w:rPr>
-            </w:r>
-            <w:r>
-              <w:rPr>
-                <w:sz w:val="20"/>
-              </w:rPr>
-              <w:t>https://www.jingsuncar.com/news/2026-must-see-guide-for-buying-used-new-energy-85493284.html</w:t>
-            </w:r>
-          </w:p>
-        </w:tc>
-        <w:tc>
-          <w:tcPr>
-            <w:tcW w:type="dxa" w:w="1440"/>
-          </w:tcPr>
-          <w:p>
-            <w:r>
-              <w:rPr>
-                <w:sz w:val="20"/>
-              </w:rPr>
-            </w:r>
-            <w:r>
-              <w:rPr>
-                <w:sz w:val="20"/>
-              </w:rPr>
-              <w:t>2026-09-02</w:t>
-            </w:r>
-          </w:p>
-        </w:tc>
-        <w:tc>
-          <w:tcPr>
-            <w:tcW w:type="dxa" w:w="1440"/>
-          </w:tcPr>
-          <w:p>
-            <w:r>
-              <w:rPr>
-                <w:sz w:val="20"/>
-              </w:rPr>
-            </w:r>
-            <w:r>
-              <w:rPr>
-                <w:sz w:val="20"/>
-              </w:rPr>
-              <w:t>Export SOH ≥80% common threshold (destination standard governs)</w:t>
+              <w:t>Inspection method, charge test, accident/flood/odometer practice</w:t>
             </w:r>
           </w:p>
         </w:tc>
@@ -1326,7 +1638,7 @@
         <w:rPr>
           <w:i/>
         </w:rPr>
-        <w:t>Verification note: SOH concepts are media/industry-supported and several methods come from low-authority video content used only as method references; no exact SOH is promised and an independent third-party report is recommended. Brand battery standards and current China used-car export rules were not captured and must be obtained from primary sources.</w:t>
+        <w:t>Confidence note: what the battery standards define (SOH measurement, cycle testing, the 80% engineering convention) is VERIFIED/CROSS_CHECKED against standards bodies. The earlier "SOH ≥80% required to clear EU/ASEAN certification" claim had no official source and has been removed: no universal legal SOH import threshold exists, and the destination authority's rule must be obtained per country. Inspection-method videos are used only as method references.</w:t>
       </w:r>
     </w:p>
     <w:p>
@@ -1345,10 +1657,10 @@
         <w:rPr>
           <w:b/>
         </w:rPr>
-        <w:t>Reviewed by</w:t>
+        <w:t>Author / reviewer</w:t>
       </w:r>
       <w:r>
-        <w:t>: AutoBridge Export Sourcing Team</w:t>
+        <w:t>: [AutoBridge Export Sourcing Team](/authors/autobridge-export-sourcing-team/) · method per our [Editorial Policy](/about/editorial-policy/)</w:t>
       </w:r>
     </w:p>
     <w:p>
@@ -1362,7 +1674,16 @@
         <w:t>Last reviewed</w:t>
       </w:r>
       <w:r>
-        <w:t>: 2026-09-02</w:t>
+        <w:t xml:space="preserve">: 2026-09-02 · </w:t>
+      </w:r>
+      <w:r>
+        <w:rPr>
+          <w:b/>
+        </w:rPr>
+        <w:t>Second-round source revision</w:t>
+      </w:r>
+      <w:r>
+        <w:t>: 2026-09-03 (80% re-grounded in battery standards; unsupported "legal 80% certification threshold" claim removed)</w:t>
       </w:r>
     </w:p>
     <w:p>
@@ -1390,7 +1711,7 @@
         <w:t>Verification method</w:t>
       </w:r>
       <w:r>
-        <w:t>: Media/industry methods with explicit limits; third-party inspection recommended; numeric thresholds framed as references</w:t>
+        <w:t>: Standards-body basis for SOH concepts; media used only for inspection method; engineering line kept distinct from any destination legal rule</w:t>
       </w:r>
     </w:p>
     <w:p>
@@ -1401,10 +1722,10 @@
         <w:rPr>
           <w:b/>
         </w:rPr>
-        <w:t>Content status</w:t>
+        <w:t>Quality gates</w:t>
       </w:r>
       <w:r>
-        <w:t>: QA_PASS (Master/EN)</w:t>
+        <w:t>: EDITORIAL_QA_PASS=PASS · FACT_SOURCE_PASS=PASS (unsupported legal threshold removed; standards added) · SEO_PASS=PASS · CODEX_REVIEW_PASS=PENDING (independent Codex review) · PUBLISH_APPROVED=FALSE until Codex sign-off</w:t>
       </w:r>
     </w:p>
     <w:sectPr>

--- a/deliveries/2026-09-02/02_Procurement_Guides/GUIDE_20260902_04_Used_Chinese_EV_Inspection.docx
+++ b/deliveries/2026-09-02/02_Procurement_Guides/GUIDE_20260902_04_Used_Chinese_EV_Inspection.docx
@@ -303,7 +303,43 @@
         <w:t>There is no single universal legal SOH threshold for importing a used EV.</w:t>
       </w:r>
       <w:r>
-        <w:t xml:space="preserve"> No regulation cited in this research sets "80%" as a blanket customs or type-approval gate that applies across the EU, ASEAN or anywhere else. A destination may impose its own condition rule, a warranty may use 70%, and a buyer may negotiate around 80–85% — but each is a </w:t>
+        <w:t xml:space="preserve"> No regulation cited in this research sets "80%" as a blanket customs or type-approval gate that applies across the EU, ASEAN or anywhere else. Be explicit about what 80% is </w:t>
+      </w:r>
+      <w:r>
+        <w:rPr>
+          <w:b/>
+        </w:rPr>
+        <w:t>not</w:t>
+      </w:r>
+      <w:r>
+        <w:t xml:space="preserve">: it is </w:t>
+      </w:r>
+      <w:r>
+        <w:rPr>
+          <w:b/>
+        </w:rPr>
+        <w:t>not a used-car import threshold</w:t>
+      </w:r>
+      <w:r>
+        <w:t xml:space="preserve">, it is </w:t>
+      </w:r>
+      <w:r>
+        <w:rPr>
+          <w:b/>
+        </w:rPr>
+        <w:t>not a unified battery-retirement law</w:t>
+      </w:r>
+      <w:r>
+        <w:t xml:space="preserve">, and it is </w:t>
+      </w:r>
+      <w:r>
+        <w:rPr>
+          <w:b/>
+        </w:rPr>
+        <w:t>not every manufacturer's warranty threshold</w:t>
+      </w:r>
+      <w:r>
+        <w:t xml:space="preserve"> (a given warranty may use a different figure). A destination may impose its own condition rule and a buyer may set a private commercial line — but each is a </w:t>
       </w:r>
       <w:r>
         <w:rPr>
@@ -317,16 +353,16 @@
     </w:p>
     <w:p>
       <w:r>
-        <w:t xml:space="preserve">This distinction changes how you use the number: treat 80% (LFP) and a more conservative ~85% (NMC) as </w:t>
+        <w:t xml:space="preserve">This distinction changes how you use the number: treat the ~80% engineering convention purely as a </w:t>
       </w:r>
       <w:r>
         <w:rPr>
           <w:b/>
         </w:rPr>
-        <w:t>commercial/engineering warning lines for pricing and rejection</w:t>
+        <w:t>commercial/engineering reference for pricing and rejection</w:t>
       </w:r>
       <w:r>
-        <w:t>, while separately confirming whether the destination sets any legal condition.</w:t>
+        <w:t>, while separately confirming whether the destination sets any legal condition. No chemistry-specific "85% NMC line" is asserted here because no standard or manufacturer source captured for this article establishes it as a rule.</w:t>
       </w:r>
     </w:p>
     <w:p>
@@ -384,7 +420,7 @@
         <w:pStyle w:val="Heading1"/>
       </w:pPr>
       <w:r>
-        <w:t>Cross-Check With a Metered Live Charge Test</w:t>
+        <w:t>Cross-Check With a Metered Live Charge Test (a Screening Cross-Check, Not an SOH Calculation)</w:t>
       </w:r>
     </w:p>
     <w:p>
@@ -407,7 +443,52 @@
         <w:t>metered</w:t>
       </w:r>
       <w:r>
-        <w:t xml:space="preserve"> charger and compare delivered energy against the expected ~60% of usable pack capacity, recording start/end SOC, kWh delivered, the power curve and elapsed time. A material shortfall indicates genuine capacity loss; inability to hold the expected charge rate warrants deeper inspection. Run this alongside the charging-standard check (GB/T in China vs the destination connector — see the compatibility guide) so a sound pack is not failed by an incompatible inlet.</w:t>
+        <w:t xml:space="preserve"> charger, recording start/end SOC, kWh delivered, the power curve and elapsed time, and compare delivered energy against the expected ~60% of usable pack capacity. </w:t>
+      </w:r>
+      <w:r>
+        <w:rPr>
+          <w:b/>
+        </w:rPr>
+        <w:t>Treat this strictly as a screening cross-check, not as a way to compute SOH.</w:t>
+      </w:r>
+      <w:r>
+        <w:t xml:space="preserve"> Charger-delivered kWh is </w:t>
+      </w:r>
+      <w:r>
+        <w:rPr>
+          <w:i/>
+        </w:rPr>
+        <w:t>not</w:t>
+      </w:r>
+      <w:r>
+        <w:t xml:space="preserve"> equal to energy stored in the cells: the reading is affected by </w:t>
+      </w:r>
+      <w:r>
+        <w:rPr>
+          <w:b/>
+        </w:rPr>
+        <w:t>charging/conversion losses, thermal-management draw, ambient and pack temperature, BMS SOC calibration, and the reserve/top-bottom buffer</w:t>
+      </w:r>
+      <w:r>
+        <w:t xml:space="preserve">. It can therefore only flag a </w:t>
+      </w:r>
+      <w:r>
+        <w:rPr>
+          <w:b/>
+        </w:rPr>
+        <w:t>gross anomaly</w:t>
+      </w:r>
+      <w:r>
+        <w:t xml:space="preserve">. A shortfall on this screen does </w:t>
+      </w:r>
+      <w:r>
+        <w:rPr>
+          <w:b/>
+        </w:rPr>
+        <w:t>not</w:t>
+      </w:r>
+      <w:r>
+        <w:t xml:space="preserve"> by itself prove genuine capacity loss (and a clean screen does not prove full health); the formal capacity/SOH figure still requires a qualified diagnostic method or manufacturer/professional test data. Inability to hold the expected charge rate is a reason to commission that deeper inspection. Run the screen alongside the charging-standard check (GB/T in China vs the destination connector — see the compatibility guide) so a sound pack is not failed by an incompatible inlet.</w:t>
       </w:r>
     </w:p>
     <w:p>
@@ -555,25 +636,7 @@
     </w:p>
     <w:p>
       <w:r>
-        <w:t xml:space="preserve">Public checklists repeat "read SOH and reject below 80%." AutoBridge instead: (1) </w:t>
-      </w:r>
-      <w:r>
-        <w:rPr>
-          <w:b/>
-        </w:rPr>
-        <w:t>separates the engineering 80% convention from the destination's actual legal rule</w:t>
-      </w:r>
-      <w:r>
-        <w:t xml:space="preserve">, so a buyer never walks away from a compliant car or ships a non-compliant one on a myth; (2) requires a </w:t>
-      </w:r>
-      <w:r>
-        <w:rPr>
-          <w:b/>
-        </w:rPr>
-        <w:t>metered energy test plus cell-imbalance reading</w:t>
-      </w:r>
-      <w:r>
-        <w:t xml:space="preserve">, not just a dashboard screenshot; and (3) binds the inspection report to the </w:t>
+        <w:t xml:space="preserve">Public checklists repeat "read SOH and reject below 80%." This guide instead recommends: (1) separating the engineering 80% convention from the destination's actual legal rule, so a buyer neither walks away from a compliant car nor ships a non-compliant one on a myth; (2) pairing a metered-energy screening cross-check with a cell-imbalance reading rather than relying on a dashboard screenshot; and (3) keeping the inspection note tied to the </w:t>
       </w:r>
       <w:r>
         <w:rPr>
@@ -582,7 +645,7 @@
         <w:t>VIN and export dossier</w:t>
       </w:r>
       <w:r>
-        <w:t xml:space="preserve"> used for certification, so the tested car is provably the shipped car.</w:t>
+        <w:t xml:space="preserve"> used for certification, so the tested car is traceable to the shipped car.</w:t>
       </w:r>
     </w:p>
     <w:p>
@@ -740,7 +803,7 @@
         <w:t>Is 80% SOH a legal import requirement?</w:t>
       </w:r>
       <w:r>
-        <w:t xml:space="preserve"> No. Roughly 80% is an engineering/warranty end-of-life reference (e.g., QC/T 743; tested per GB/T 31484 / IEC 62660); there is no universal 80% customs threshold, so confirm the destination's own rule. </w:t>
+        <w:t xml:space="preserve"> No. Roughly 80% is an engineering/warranty end-of-life reference (e.g., QC/T 743; tested per GB/T 31484 / IEC 62660); it is not a used-car import threshold, not a unified retirement law and not every manufacturer's warranty line. There is no universal 80% customs gate, so confirm the destination's own rule. </w:t>
       </w:r>
       <w:r>
         <w:rPr>
@@ -749,7 +812,16 @@
         <w:t>Why do people quote 80% then?</w:t>
       </w:r>
       <w:r>
-        <w:t xml:space="preserve"> It comes from battery standards and manufacturer warranty practice as an end-of-life/commercial line; it is useful for pricing and rejection, but it is not import law. </w:t>
+        <w:t xml:space="preserve"> It comes from battery standards and warranty practice as an end-of-life/commercial reference; it is useful for pricing and rejection, but it is not import law, and no chemistry-specific 85% rule is asserted here. </w:t>
+      </w:r>
+      <w:r>
+        <w:rPr>
+          <w:b/>
+        </w:rPr>
+        <w:t>Can I calculate SOH from the charger's kWh between 20% and 80%?</w:t>
+      </w:r>
+      <w:r>
+        <w:t xml:space="preserve"> Not directly. Delivered energy is distorted by charging losses, thermal draw, temperature, BMS calibration and buffer; it is a screening cross-check that can reveal gross anomalies, with formal SOH left to a qualified diagnostic. </w:t>
       </w:r>
       <w:r>
         <w:rPr>
@@ -1660,7 +1732,7 @@
         <w:t>Author / reviewer</w:t>
       </w:r>
       <w:r>
-        <w:t>: [AutoBridge Export Sourcing Team](/authors/autobridge-export-sourcing-team/) · method per our [Editorial Policy](/about/editorial-policy/)</w:t>
+        <w:t>: [AutoBridge Export Sourcing Team](/authors/) · method per our [Editorial Policy](/editorial-policy/)</w:t>
       </w:r>
     </w:p>
     <w:p>
@@ -1675,6 +1747,15 @@
       </w:r>
       <w:r>
         <w:t xml:space="preserve">: 2026-09-02 · </w:t>
+      </w:r>
+      <w:r>
+        <w:rPr>
+          <w:b/>
+        </w:rPr>
+        <w:t>R3 (2026-09-03): 85% NMC line removed; metered charge redefined as screening cross-check; absolute causality removed</w:t>
+      </w:r>
+      <w:r>
+        <w:t xml:space="preserve"> · </w:t>
       </w:r>
       <w:r>
         <w:rPr>

--- a/deliveries/2026-09-02/02_Procurement_Guides/GUIDE_20260902_04_Used_Chinese_EV_Inspection.docx
+++ b/deliveries/2026-09-02/02_Procurement_Guides/GUIDE_20260902_04_Used_Chinese_EV_Inspection.docx
@@ -4,7 +4,7 @@
   <w:body>
     <w:p>
       <w:pPr>
-        <w:pStyle w:val="Title"/>
+        <w:pStyle w:val="Heading1"/>
       </w:pPr>
       <w:r>
         <w:t>Used Chinese EV Pre-Export Inspection: Battery SOH Done Properly, Plus Accident, Flood and Odometer Checks</w:t>
@@ -12,7 +12,7 @@
     </w:p>
     <w:p>
       <w:pPr>
-        <w:pStyle w:val="Heading1"/>
+        <w:pStyle w:val="Heading2"/>
       </w:pPr>
       <w:r>
         <w:t>SEO Metadata</w:t>
@@ -146,7 +146,7 @@
     </w:p>
     <w:p>
       <w:pPr>
-        <w:pStyle w:val="Heading1"/>
+        <w:pStyle w:val="Heading2"/>
       </w:pPr>
       <w:r>
         <w:t>Scope: an Inspection Manual, Not a New-vs-Used Debate</w:t>
@@ -177,7 +177,7 @@
     </w:p>
     <w:p>
       <w:pPr>
-        <w:pStyle w:val="Heading1"/>
+        <w:pStyle w:val="Heading2"/>
       </w:pPr>
       <w:r>
         <w:t>What SOH Is — and What the 80% Figure Actually Means</w:t>
@@ -253,16 +253,7 @@
         <w:t>GB/T 31484</w:t>
       </w:r>
       <w:r>
-        <w:t xml:space="preserve"> specifies traction-battery cycle-life </w:t>
-      </w:r>
-      <w:r>
-        <w:rPr>
-          <w:i/>
-        </w:rPr>
-        <w:t>test methods</w:t>
-      </w:r>
-      <w:r>
-        <w:t xml:space="preserve">; </w:t>
+        <w:t xml:space="preserve"> specifies traction-battery cycle-life *test methods*; </w:t>
       </w:r>
       <w:r>
         <w:rPr>
@@ -280,16 +271,7 @@
         <w:t>GB/T 46991.1-2025</w:t>
       </w:r>
       <w:r>
-        <w:t xml:space="preserve"> (developed under MIIT/SAC) addresses the </w:t>
-      </w:r>
-      <w:r>
-        <w:rPr>
-          <w:i/>
-        </w:rPr>
-        <w:t>accuracy and durability of on-board SOH/SOC displays</w:t>
-      </w:r>
-      <w:r>
-        <w:t>. These are standards-body documents (VERIFIED as to what they define).</w:t>
+        <w:t xml:space="preserve"> (developed under MIIT/SAC) addresses the *accuracy and durability of on-board SOH/SOC displays*. These are standards-body documents (VERIFIED as to what they define).</w:t>
       </w:r>
     </w:p>
     <w:p>
@@ -339,16 +321,7 @@
         <w:t>not every manufacturer's warranty threshold</w:t>
       </w:r>
       <w:r>
-        <w:t xml:space="preserve"> (a given warranty may use a different figure). A destination may impose its own condition rule and a buyer may set a private commercial line — but each is a </w:t>
-      </w:r>
-      <w:r>
-        <w:rPr>
-          <w:i/>
-        </w:rPr>
-        <w:t>different instrument</w:t>
-      </w:r>
-      <w:r>
-        <w:t>. The destination certification body / importer's own acceptance standard governs, and must be confirmed per country rather than assumed.</w:t>
+        <w:t xml:space="preserve"> (a given warranty may use a different figure). A destination may impose its own condition rule and a buyer may set a private commercial line — but each is a *different instrument*. The destination certification body / importer's own acceptance standard governs, and must be confirmed per country rather than assumed.</w:t>
       </w:r>
     </w:p>
     <w:p>
@@ -367,7 +340,7 @@
     </w:p>
     <w:p>
       <w:pPr>
-        <w:pStyle w:val="Heading1"/>
+        <w:pStyle w:val="Heading2"/>
       </w:pPr>
       <w:r>
         <w:t>Obtaining a Defensible SOH Number</w:t>
@@ -417,7 +390,7 @@
     </w:p>
     <w:p>
       <w:pPr>
-        <w:pStyle w:val="Heading1"/>
+        <w:pStyle w:val="Heading2"/>
       </w:pPr>
       <w:r>
         <w:t>Cross-Check With a Metered Live Charge Test (a Screening Cross-Check, Not an SOH Calculation)</w:t>
@@ -452,16 +425,7 @@
         <w:t>Treat this strictly as a screening cross-check, not as a way to compute SOH.</w:t>
       </w:r>
       <w:r>
-        <w:t xml:space="preserve"> Charger-delivered kWh is </w:t>
-      </w:r>
-      <w:r>
-        <w:rPr>
-          <w:i/>
-        </w:rPr>
-        <w:t>not</w:t>
-      </w:r>
-      <w:r>
-        <w:t xml:space="preserve"> equal to energy stored in the cells: the reading is affected by </w:t>
+        <w:t xml:space="preserve"> Charger-delivered kWh is *not* equal to energy stored in the cells: the reading is affected by </w:t>
       </w:r>
       <w:r>
         <w:rPr>
@@ -493,7 +457,7 @@
     </w:p>
     <w:p>
       <w:pPr>
-        <w:pStyle w:val="Heading1"/>
+        <w:pStyle w:val="Heading2"/>
       </w:pPr>
       <w:r>
         <w:t>The High-Voltage Triad Beyond SOH</w:t>
@@ -543,7 +507,7 @@
     </w:p>
     <w:p>
       <w:pPr>
-        <w:pStyle w:val="Heading1"/>
+        <w:pStyle w:val="Heading2"/>
       </w:pPr>
       <w:r>
         <w:t>Accident, Flood and Fire Screening</w:t>
@@ -584,7 +548,7 @@
     </w:p>
     <w:p>
       <w:pPr>
-        <w:pStyle w:val="Heading1"/>
+        <w:pStyle w:val="Heading2"/>
       </w:pPr>
       <w:r>
         <w:t>Odometer vs Charge Cycles</w:t>
@@ -606,7 +570,7 @@
     </w:p>
     <w:p>
       <w:pPr>
-        <w:pStyle w:val="Heading1"/>
+        <w:pStyle w:val="Heading2"/>
       </w:pPr>
       <w:r>
         <w:t>Paperwork and the Destination Rule</w:t>
@@ -628,7 +592,7 @@
     </w:p>
     <w:p>
       <w:pPr>
-        <w:pStyle w:val="Heading1"/>
+        <w:pStyle w:val="Heading2"/>
       </w:pPr>
       <w:r>
         <w:t>What AutoBridge Adds Beyond a Generic Checklist</w:t>
@@ -650,7 +614,7 @@
     </w:p>
     <w:p>
       <w:pPr>
-        <w:pStyle w:val="Heading1"/>
+        <w:pStyle w:val="Heading2"/>
       </w:pPr>
       <w:r>
         <w:t>Hard Rejection Rules</w:t>
@@ -707,7 +671,7 @@
     </w:p>
     <w:p>
       <w:pPr>
-        <w:pStyle w:val="Heading1"/>
+        <w:pStyle w:val="Heading2"/>
       </w:pPr>
       <w:r>
         <w:t>Acceptance Test List</w:t>
@@ -789,7 +753,7 @@
     </w:p>
     <w:p>
       <w:pPr>
-        <w:pStyle w:val="Heading1"/>
+        <w:pStyle w:val="Heading2"/>
       </w:pPr>
       <w:r>
         <w:t>Frequently Asked Questions</w:t>
@@ -803,8 +767,10 @@
         <w:t>Is 80% SOH a legal import requirement?</w:t>
       </w:r>
       <w:r>
-        <w:t xml:space="preserve"> No. Roughly 80% is an engineering/warranty end-of-life reference (e.g., QC/T 743; tested per GB/T 31484 / IEC 62660); it is not a used-car import threshold, not a unified retirement law and not every manufacturer's warranty line. There is no universal 80% customs gate, so confirm the destination's own rule. </w:t>
+        <w:t xml:space="preserve"> No. Roughly 80% is an engineering/warranty end-of-life reference (e.g., QC/T 743; tested per GB/T 31484 / IEC 62660); it is not a used-car import threshold, not a unified retirement law and not every manufacturer's warranty line. There is no universal 80% customs gate, so confirm the destination's own rule.</w:t>
       </w:r>
+    </w:p>
+    <w:p>
       <w:r>
         <w:rPr>
           <w:b/>
@@ -812,8 +778,10 @@
         <w:t>Why do people quote 80% then?</w:t>
       </w:r>
       <w:r>
-        <w:t xml:space="preserve"> It comes from battery standards and warranty practice as an end-of-life/commercial reference; it is useful for pricing and rejection, but it is not import law, and no chemistry-specific 85% rule is asserted here. </w:t>
+        <w:t xml:space="preserve"> It comes from battery standards and warranty practice as an end-of-life/commercial reference; it is useful for pricing and rejection, but it is not import law, and no chemistry-specific 85% rule is asserted here.</w:t>
       </w:r>
+    </w:p>
+    <w:p>
       <w:r>
         <w:rPr>
           <w:b/>
@@ -821,8 +789,10 @@
         <w:t>Can I calculate SOH from the charger's kWh between 20% and 80%?</w:t>
       </w:r>
       <w:r>
-        <w:t xml:space="preserve"> Not directly. Delivered energy is distorted by charging losses, thermal draw, temperature, BMS calibration and buffer; it is a screening cross-check that can reveal gross anomalies, with formal SOH left to a qualified diagnostic. </w:t>
+        <w:t xml:space="preserve"> Not directly. Delivered energy is distorted by charging losses, thermal draw, temperature, BMS calibration and buffer; it is a screening cross-check that can reveal gross anomalies, with formal SOH left to a qualified diagnostic.</w:t>
       </w:r>
+    </w:p>
+    <w:p>
       <w:r>
         <w:rPr>
           <w:b/>
@@ -830,8 +800,10 @@
         <w:t>How should SOH be evidenced?</w:t>
       </w:r>
       <w:r>
-        <w:t xml:space="preserve"> An independent report showing SOH and cell-voltage imbalance, cross-checked by a metered 20–80% charge test, kept with tool/version/date. </w:t>
+        <w:t xml:space="preserve"> An independent report showing SOH and cell-voltage imbalance, cross-checked by a metered 20–80% charge test, kept with tool/version/date.</w:t>
       </w:r>
+    </w:p>
+    <w:p>
       <w:r>
         <w:rPr>
           <w:b/>
@@ -839,8 +811,10 @@
         <w:t>Why is flood damage especially dangerous in an EV?</w:t>
       </w:r>
       <w:r>
-        <w:t xml:space="preserve"> It can degrade the pack and corrode hidden harnesses/connectors, causing safety and reliability failures after export. </w:t>
+        <w:t xml:space="preserve"> It can degrade the pack and corrode hidden harnesses/connectors, causing safety and reliability failures after export.</w:t>
       </w:r>
+    </w:p>
+    <w:p>
       <w:r>
         <w:rPr>
           <w:b/>
@@ -853,7 +827,255 @@
     </w:p>
     <w:p>
       <w:pPr>
-        <w:pStyle w:val="Heading1"/>
+        <w:pStyle w:val="Heading2"/>
+      </w:pPr>
+      <w:r>
+        <w:t>Image Record</w:t>
+      </w:r>
+    </w:p>
+    <w:p>
+      <w:pPr>
+        <w:pStyle w:val="ListBullet"/>
+      </w:pPr>
+      <w:r>
+        <w:t>IMAGE_ASSET_PATH: none secured in repository</w:t>
+      </w:r>
+    </w:p>
+    <w:p>
+      <w:pPr>
+        <w:pStyle w:val="ListBullet"/>
+      </w:pPr>
+      <w:r>
+        <w:t>ORIGINAL_IMAGE_URL: not captured</w:t>
+      </w:r>
+    </w:p>
+    <w:p>
+      <w:pPr>
+        <w:pStyle w:val="ListBullet"/>
+      </w:pPr>
+      <w:r>
+        <w:t>SOURCE_PAGE: not captured</w:t>
+      </w:r>
+    </w:p>
+    <w:p>
+      <w:pPr>
+        <w:pStyle w:val="ListBullet"/>
+      </w:pPr>
+      <w:r>
+        <w:t>RIGHTS_HOLDER: unconfirmed</w:t>
+      </w:r>
+    </w:p>
+    <w:p>
+      <w:pPr>
+        <w:pStyle w:val="ListBullet"/>
+      </w:pPr>
+      <w:r>
+        <w:t>LICENSE: none secured — no third-party image may be published until rights are cleared</w:t>
+      </w:r>
+    </w:p>
+    <w:p>
+      <w:pPr>
+        <w:pStyle w:val="ListBullet"/>
+      </w:pPr>
+      <w:r>
+        <w:t>CHECKED_DATE: 2026-09-05</w:t>
+      </w:r>
+    </w:p>
+    <w:p>
+      <w:pPr>
+        <w:pStyle w:val="ListBullet"/>
+      </w:pPr>
+      <w:r>
+        <w:t>MODEL_TOPIC_MATCH: must match the exact model/version (or the guide topic) and reference market above</w:t>
+      </w:r>
+    </w:p>
+    <w:p>
+      <w:pPr>
+        <w:pStyle w:val="ListBullet"/>
+      </w:pPr>
+      <w:r>
+        <w:t>IMAGE_RIGHTS_STATUS: FAIL (no licensed asset captured; a placeholder or “retain old image” note is not accepted)</w:t>
+      </w:r>
+    </w:p>
+    <w:p>
+      <w:pPr>
+        <w:pStyle w:val="ListBullet"/>
+      </w:pPr>
+      <w:r>
+        <w:t>ALT by language:</w:t>
+      </w:r>
+    </w:p>
+    <w:p>
+      <w:pPr>
+        <w:pStyle w:val="ListBullet"/>
+      </w:pPr>
+      <w:r>
+        <w:rPr>
+          <w:b/>
+        </w:rPr>
+        <w:t>EN</w:t>
+      </w:r>
+      <w:r>
+        <w:t>: AutoBridge export-buyer reference — Used Chinese EV pre-export inspection, vehicle-export procurement guide</w:t>
+      </w:r>
+    </w:p>
+    <w:p>
+      <w:pPr>
+        <w:pStyle w:val="ListBullet"/>
+      </w:pPr>
+      <w:r>
+        <w:rPr>
+          <w:b/>
+        </w:rPr>
+        <w:t>FR</w:t>
+      </w:r>
+      <w:r>
+        <w:t>: Référence AutoBridge pour acheteurs export — Used Chinese EV pre-export inspection, guide d’achat à l’export automobile</w:t>
+      </w:r>
+    </w:p>
+    <w:p>
+      <w:pPr>
+        <w:pStyle w:val="ListBullet"/>
+      </w:pPr>
+      <w:r>
+        <w:rPr>
+          <w:b/>
+        </w:rPr>
+        <w:t>DE</w:t>
+      </w:r>
+      <w:r>
+        <w:t>: AutoBridge-Referenz für Exportkäufer — Used Chinese EV pre-export inspection, Leitfaden für Fahrzeugexport-Einkauf</w:t>
+      </w:r>
+    </w:p>
+    <w:p>
+      <w:pPr>
+        <w:pStyle w:val="ListBullet"/>
+      </w:pPr>
+      <w:r>
+        <w:rPr>
+          <w:b/>
+        </w:rPr>
+        <w:t>ES</w:t>
+      </w:r>
+      <w:r>
+        <w:t>: Referencia AutoBridge para compradores de exportación — Used Chinese EV pre-export inspection, guía de compras para exportación de vehículos</w:t>
+      </w:r>
+    </w:p>
+    <w:p>
+      <w:pPr>
+        <w:pStyle w:val="ListBullet"/>
+      </w:pPr>
+      <w:r>
+        <w:rPr>
+          <w:b/>
+        </w:rPr>
+        <w:t>PT</w:t>
+      </w:r>
+      <w:r>
+        <w:t>: Referência AutoBridge para compradores de exportação — Used Chinese EV pre-export inspection, guia de compras para exportação de veículos</w:t>
+      </w:r>
+    </w:p>
+    <w:p>
+      <w:pPr>
+        <w:pStyle w:val="ListBullet"/>
+      </w:pPr>
+      <w:r>
+        <w:rPr>
+          <w:b/>
+        </w:rPr>
+        <w:t>JA</w:t>
+      </w:r>
+      <w:r>
+        <w:t>: AutoBridge 輸出バイヤー向けリファレンス｜Used Chinese EV pre-export inspection, 自動車輸出 調達ガイド</w:t>
+      </w:r>
+    </w:p>
+    <w:p>
+      <w:pPr>
+        <w:pStyle w:val="ListBullet"/>
+      </w:pPr>
+      <w:r>
+        <w:rPr>
+          <w:b/>
+        </w:rPr>
+        <w:t>KO</w:t>
+      </w:r>
+      <w:r>
+        <w:t>: AutoBridge 수출 바이어 참고 자료｜Used Chinese EV pre-export inspection, 자동차 수출 조달 가이드</w:t>
+      </w:r>
+    </w:p>
+    <w:p>
+      <w:pPr>
+        <w:pStyle w:val="ListBullet"/>
+      </w:pPr>
+      <w:r>
+        <w:rPr>
+          <w:b/>
+        </w:rPr>
+        <w:t>VI</w:t>
+      </w:r>
+      <w:r>
+        <w:t>: Tài liệu tham khảo AutoBridge cho người mua xuất khẩu — Used Chinese EV pre-export inspection, hướng dẫn thu mua xuất khẩu xe</w:t>
+      </w:r>
+    </w:p>
+    <w:p>
+      <w:pPr>
+        <w:pStyle w:val="ListBullet"/>
+      </w:pPr>
+      <w:r>
+        <w:rPr>
+          <w:b/>
+        </w:rPr>
+        <w:t>TH</w:t>
+      </w:r>
+      <w:r>
+        <w:t>: เอกสารอ้างอิง AutoBridge สำหรับผู้ซื้อเพื่อการส่งออก — Used Chinese EV pre-export inspection, คู่มือจัดซื้อเพื่อการส่งออกยานยนต์</w:t>
+      </w:r>
+    </w:p>
+    <w:p>
+      <w:pPr>
+        <w:pStyle w:val="ListBullet"/>
+      </w:pPr>
+      <w:r>
+        <w:rPr>
+          <w:b/>
+        </w:rPr>
+        <w:t>ID</w:t>
+      </w:r>
+      <w:r>
+        <w:t>: Referensi AutoBridge untuk pembeli ekspor — Used Chinese EV pre-export inspection, panduan pengadaan ekspor kendaraan</w:t>
+      </w:r>
+    </w:p>
+    <w:p>
+      <w:pPr>
+        <w:pStyle w:val="ListBullet"/>
+      </w:pPr>
+      <w:r>
+        <w:rPr>
+          <w:b/>
+        </w:rPr>
+        <w:t>AR</w:t>
+      </w:r>
+      <w:r>
+        <w:t>: مرجع AutoBridge لمشتري التصدير — Used Chinese EV pre-export inspection, دليل مشتريات تصدير المركبات</w:t>
+      </w:r>
+    </w:p>
+    <w:p>
+      <w:pPr>
+        <w:pStyle w:val="ListBullet"/>
+      </w:pPr>
+      <w:r>
+        <w:rPr>
+          <w:b/>
+        </w:rPr>
+        <w:t>ZH</w:t>
+      </w:r>
+      <w:r>
+        <w:t>: AutoBridge 出口采购参考｜Used Chinese EV pre-export inspection, 汽车出口采购指南</w:t>
+      </w:r>
+    </w:p>
+    <w:p>
+      <w:pPr>
+        <w:pStyle w:val="Heading2"/>
       </w:pPr>
       <w:r>
         <w:t>Sources &amp; Verification</w:t>
@@ -861,7 +1083,7 @@
     </w:p>
     <w:tbl>
       <w:tblPr>
-        <w:tblStyle w:val="TableGrid"/>
+        <w:tblStyle w:val="LightGrid-Accent1"/>
         <w:tblW w:type="auto" w:w="0"/>
         <w:tblLook w:firstColumn="1" w:firstRow="1" w:lastColumn="0" w:lastRow="0" w:noHBand="0" w:noVBand="1" w:val="04A0"/>
       </w:tblPr>
@@ -878,20 +1100,9 @@
         <w:tc>
           <w:tcPr>
             <w:tcW w:type="dxa" w:w="1234"/>
-            <w:shd w:val="clear" w:fill="EAF0F6"/>
           </w:tcPr>
           <w:p>
             <w:r>
-              <w:rPr>
-                <w:b/>
-                <w:sz w:val="20"/>
-              </w:rPr>
-            </w:r>
-            <w:r>
-              <w:rPr>
-                <w:b/>
-                <w:sz w:val="20"/>
-              </w:rPr>
               <w:t>Source title</w:t>
             </w:r>
           </w:p>
@@ -899,20 +1110,9 @@
         <w:tc>
           <w:tcPr>
             <w:tcW w:type="dxa" w:w="1234"/>
-            <w:shd w:val="clear" w:fill="EAF0F6"/>
           </w:tcPr>
           <w:p>
             <w:r>
-              <w:rPr>
-                <w:b/>
-                <w:sz w:val="20"/>
-              </w:rPr>
-            </w:r>
-            <w:r>
-              <w:rPr>
-                <w:b/>
-                <w:sz w:val="20"/>
-              </w:rPr>
               <w:t>Organization</w:t>
             </w:r>
           </w:p>
@@ -920,20 +1120,9 @@
         <w:tc>
           <w:tcPr>
             <w:tcW w:type="dxa" w:w="1234"/>
-            <w:shd w:val="clear" w:fill="EAF0F6"/>
           </w:tcPr>
           <w:p>
             <w:r>
-              <w:rPr>
-                <w:b/>
-                <w:sz w:val="20"/>
-              </w:rPr>
-            </w:r>
-            <w:r>
-              <w:rPr>
-                <w:b/>
-                <w:sz w:val="20"/>
-              </w:rPr>
               <w:t>Market</w:t>
             </w:r>
           </w:p>
@@ -941,20 +1130,9 @@
         <w:tc>
           <w:tcPr>
             <w:tcW w:type="dxa" w:w="1234"/>
-            <w:shd w:val="clear" w:fill="EAF0F6"/>
           </w:tcPr>
           <w:p>
             <w:r>
-              <w:rPr>
-                <w:b/>
-                <w:sz w:val="20"/>
-              </w:rPr>
-            </w:r>
-            <w:r>
-              <w:rPr>
-                <w:b/>
-                <w:sz w:val="20"/>
-              </w:rPr>
               <w:t>URL</w:t>
             </w:r>
           </w:p>
@@ -962,20 +1140,9 @@
         <w:tc>
           <w:tcPr>
             <w:tcW w:type="dxa" w:w="1234"/>
-            <w:shd w:val="clear" w:fill="EAF0F6"/>
           </w:tcPr>
           <w:p>
             <w:r>
-              <w:rPr>
-                <w:b/>
-                <w:sz w:val="20"/>
-              </w:rPr>
-            </w:r>
-            <w:r>
-              <w:rPr>
-                <w:b/>
-                <w:sz w:val="20"/>
-              </w:rPr>
               <w:t>Checked</w:t>
             </w:r>
           </w:p>
@@ -983,20 +1150,9 @@
         <w:tc>
           <w:tcPr>
             <w:tcW w:type="dxa" w:w="1234"/>
-            <w:shd w:val="clear" w:fill="EAF0F6"/>
           </w:tcPr>
           <w:p>
             <w:r>
-              <w:rPr>
-                <w:b/>
-                <w:sz w:val="20"/>
-              </w:rPr>
-            </w:r>
-            <w:r>
-              <w:rPr>
-                <w:b/>
-                <w:sz w:val="20"/>
-              </w:rPr>
               <w:t>Confidence</w:t>
             </w:r>
           </w:p>
@@ -1004,20 +1160,9 @@
         <w:tc>
           <w:tcPr>
             <w:tcW w:type="dxa" w:w="1234"/>
-            <w:shd w:val="clear" w:fill="EAF0F6"/>
           </w:tcPr>
           <w:p>
             <w:r>
-              <w:rPr>
-                <w:b/>
-                <w:sz w:val="20"/>
-              </w:rPr>
-            </w:r>
-            <w:r>
-              <w:rPr>
-                <w:b/>
-                <w:sz w:val="20"/>
-              </w:rPr>
               <w:t>Supported facts</w:t>
             </w:r>
           </w:p>
@@ -1030,14 +1175,6 @@
           </w:tcPr>
           <w:p>
             <w:r>
-              <w:rPr>
-                <w:sz w:val="20"/>
-              </w:rPr>
-            </w:r>
-            <w:r>
-              <w:rPr>
-                <w:sz w:val="20"/>
-              </w:rPr>
               <w:t>GB/T 31484 traction-battery cycle-life requirements/test methods</w:t>
             </w:r>
           </w:p>
@@ -1048,27 +1185,15 @@
           </w:tcPr>
           <w:p>
             <w:r>
-              <w:rPr>
-                <w:sz w:val="20"/>
-              </w:rPr>
-            </w:r>
-            <w:r>
-              <w:rPr>
-                <w:sz w:val="20"/>
-              </w:rPr>
               <w:t>Chinese national standard (</w:t>
             </w:r>
             <w:r>
               <w:rPr>
                 <w:b/>
-                <w:sz w:val="20"/>
               </w:rPr>
               <w:t>standards body</w:t>
             </w:r>
             <w:r>
-              <w:rPr>
-                <w:sz w:val="20"/>
-              </w:rPr>
               <w:t>)</w:t>
             </w:r>
           </w:p>
@@ -1079,14 +1204,6 @@
           </w:tcPr>
           <w:p>
             <w:r>
-              <w:rPr>
-                <w:sz w:val="20"/>
-              </w:rPr>
-            </w:r>
-            <w:r>
-              <w:rPr>
-                <w:sz w:val="20"/>
-              </w:rPr>
               <w:t>CN</w:t>
             </w:r>
           </w:p>
@@ -1097,14 +1214,6 @@
           </w:tcPr>
           <w:p>
             <w:r>
-              <w:rPr>
-                <w:sz w:val="20"/>
-              </w:rPr>
-            </w:r>
-            <w:r>
-              <w:rPr>
-                <w:sz w:val="20"/>
-              </w:rPr>
               <w:t>https://www.chinesestandard.net/PDF.aspx/GBT31484-2015</w:t>
             </w:r>
           </w:p>
@@ -1115,14 +1224,6 @@
           </w:tcPr>
           <w:p>
             <w:r>
-              <w:rPr>
-                <w:sz w:val="20"/>
-              </w:rPr>
-            </w:r>
-            <w:r>
-              <w:rPr>
-                <w:sz w:val="20"/>
-              </w:rPr>
               <w:t>2026-09-03</w:t>
             </w:r>
           </w:p>
@@ -1134,13 +1235,7 @@
           <w:p>
             <w:r>
               <w:rPr>
-                <w:sz w:val="20"/>
-              </w:rPr>
-            </w:r>
-            <w:r>
-              <w:rPr>
                 <w:b/>
-                <w:sz w:val="20"/>
               </w:rPr>
               <w:t>VERIFIED</w:t>
             </w:r>
@@ -1152,14 +1247,6 @@
           </w:tcPr>
           <w:p>
             <w:r>
-              <w:rPr>
-                <w:sz w:val="20"/>
-              </w:rPr>
-            </w:r>
-            <w:r>
-              <w:rPr>
-                <w:sz w:val="20"/>
-              </w:rPr>
               <w:t>Capacity/cycle-life test framework; initial-capacity requirements</w:t>
             </w:r>
           </w:p>
@@ -1172,14 +1259,6 @@
           </w:tcPr>
           <w:p>
             <w:r>
-              <w:rPr>
-                <w:sz w:val="20"/>
-              </w:rPr>
-            </w:r>
-            <w:r>
-              <w:rPr>
-                <w:sz w:val="20"/>
-              </w:rPr>
               <w:t>IEC 62660-1/2 lithium-ion cell performance/life testing</w:t>
             </w:r>
           </w:p>
@@ -1190,27 +1269,15 @@
           </w:tcPr>
           <w:p>
             <w:r>
-              <w:rPr>
-                <w:sz w:val="20"/>
-              </w:rPr>
-            </w:r>
-            <w:r>
-              <w:rPr>
-                <w:sz w:val="20"/>
-              </w:rPr>
               <w:t xml:space="preserve">IEC (international </w:t>
             </w:r>
             <w:r>
               <w:rPr>
                 <w:b/>
-                <w:sz w:val="20"/>
               </w:rPr>
               <w:t>standards body</w:t>
             </w:r>
             <w:r>
-              <w:rPr>
-                <w:sz w:val="20"/>
-              </w:rPr>
               <w:t>)</w:t>
             </w:r>
           </w:p>
@@ -1221,14 +1288,6 @@
           </w:tcPr>
           <w:p>
             <w:r>
-              <w:rPr>
-                <w:sz w:val="20"/>
-              </w:rPr>
-            </w:r>
-            <w:r>
-              <w:rPr>
-                <w:sz w:val="20"/>
-              </w:rPr>
               <w:t>Global</w:t>
             </w:r>
           </w:p>
@@ -1239,14 +1298,6 @@
           </w:tcPr>
           <w:p>
             <w:r>
-              <w:rPr>
-                <w:sz w:val="20"/>
-              </w:rPr>
-            </w:r>
-            <w:r>
-              <w:rPr>
-                <w:sz w:val="20"/>
-              </w:rPr>
               <w:t>https://www.iec.ch/ (IEC 62660 series)</w:t>
             </w:r>
           </w:p>
@@ -1257,14 +1308,6 @@
           </w:tcPr>
           <w:p>
             <w:r>
-              <w:rPr>
-                <w:sz w:val="20"/>
-              </w:rPr>
-            </w:r>
-            <w:r>
-              <w:rPr>
-                <w:sz w:val="20"/>
-              </w:rPr>
               <w:t>2026-09-03</w:t>
             </w:r>
           </w:p>
@@ -1276,13 +1319,7 @@
           <w:p>
             <w:r>
               <w:rPr>
-                <w:sz w:val="20"/>
-              </w:rPr>
-            </w:r>
-            <w:r>
-              <w:rPr>
                 <w:b/>
-                <w:sz w:val="20"/>
               </w:rPr>
               <w:t>VERIFIED</w:t>
             </w:r>
@@ -1294,14 +1331,6 @@
           </w:tcPr>
           <w:p>
             <w:r>
-              <w:rPr>
-                <w:sz w:val="20"/>
-              </w:rPr>
-            </w:r>
-            <w:r>
-              <w:rPr>
-                <w:sz w:val="20"/>
-              </w:rPr>
               <w:t>Standardised cell performance/life test basis for SOH</w:t>
             </w:r>
           </w:p>
@@ -1314,14 +1343,6 @@
           </w:tcPr>
           <w:p>
             <w:r>
-              <w:rPr>
-                <w:sz w:val="20"/>
-              </w:rPr>
-            </w:r>
-            <w:r>
-              <w:rPr>
-                <w:sz w:val="20"/>
-              </w:rPr>
               <w:t>GB/T 46991.1-2025 on-board SOH/SOC display accuracy &amp; durability (MIIT/SAC)</w:t>
             </w:r>
           </w:p>
@@ -1332,27 +1353,15 @@
           </w:tcPr>
           <w:p>
             <w:r>
-              <w:rPr>
-                <w:sz w:val="20"/>
-              </w:rPr>
-            </w:r>
-            <w:r>
-              <w:rPr>
-                <w:sz w:val="20"/>
-              </w:rPr>
               <w:t>Chinese recommended national standard (</w:t>
             </w:r>
             <w:r>
               <w:rPr>
                 <w:b/>
-                <w:sz w:val="20"/>
               </w:rPr>
               <w:t>standards body</w:t>
             </w:r>
             <w:r>
-              <w:rPr>
-                <w:sz w:val="20"/>
-              </w:rPr>
               <w:t>)</w:t>
             </w:r>
           </w:p>
@@ -1363,14 +1372,6 @@
           </w:tcPr>
           <w:p>
             <w:r>
-              <w:rPr>
-                <w:sz w:val="20"/>
-              </w:rPr>
-            </w:r>
-            <w:r>
-              <w:rPr>
-                <w:sz w:val="20"/>
-              </w:rPr>
               <w:t>CN</w:t>
             </w:r>
           </w:p>
@@ -1381,14 +1382,6 @@
           </w:tcPr>
           <w:p>
             <w:r>
-              <w:rPr>
-                <w:sz w:val="20"/>
-              </w:rPr>
-            </w:r>
-            <w:r>
-              <w:rPr>
-                <w:sz w:val="20"/>
-              </w:rPr>
               <w:t>reported via standards coverage; primary on SAC/MIIT channels</w:t>
             </w:r>
           </w:p>
@@ -1399,14 +1392,6 @@
           </w:tcPr>
           <w:p>
             <w:r>
-              <w:rPr>
-                <w:sz w:val="20"/>
-              </w:rPr>
-            </w:r>
-            <w:r>
-              <w:rPr>
-                <w:sz w:val="20"/>
-              </w:rPr>
               <w:t>2026-09-03</w:t>
             </w:r>
           </w:p>
@@ -1417,14 +1402,6 @@
           </w:tcPr>
           <w:p>
             <w:r>
-              <w:rPr>
-                <w:sz w:val="20"/>
-              </w:rPr>
-            </w:r>
-            <w:r>
-              <w:rPr>
-                <w:sz w:val="20"/>
-              </w:rPr>
               <w:t>CROSS_CHECKED</w:t>
             </w:r>
           </w:p>
@@ -1435,14 +1412,6 @@
           </w:tcPr>
           <w:p>
             <w:r>
-              <w:rPr>
-                <w:sz w:val="20"/>
-              </w:rPr>
-            </w:r>
-            <w:r>
-              <w:rPr>
-                <w:sz w:val="20"/>
-              </w:rPr>
               <w:t>On-board health-display accuracy is separately standardised (not a legal import line)</w:t>
             </w:r>
           </w:p>
@@ -1455,14 +1424,6 @@
           </w:tcPr>
           <w:p>
             <w:r>
-              <w:rPr>
-                <w:sz w:val="20"/>
-              </w:rPr>
-            </w:r>
-            <w:r>
-              <w:rPr>
-                <w:sz w:val="20"/>
-              </w:rPr>
               <w:t>SOH formulations and the QC/T 743 80% end-of-life convention</w:t>
             </w:r>
           </w:p>
@@ -1473,14 +1434,6 @@
           </w:tcPr>
           <w:p>
             <w:r>
-              <w:rPr>
-                <w:sz w:val="20"/>
-              </w:rPr>
-            </w:r>
-            <w:r>
-              <w:rPr>
-                <w:sz w:val="20"/>
-              </w:rPr>
               <w:t>LNC Batteries technical explainer (industry)</w:t>
             </w:r>
           </w:p>
@@ -1491,14 +1444,6 @@
           </w:tcPr>
           <w:p>
             <w:r>
-              <w:rPr>
-                <w:sz w:val="20"/>
-              </w:rPr>
-            </w:r>
-            <w:r>
-              <w:rPr>
-                <w:sz w:val="20"/>
-              </w:rPr>
               <w:t>Global</w:t>
             </w:r>
           </w:p>
@@ -1509,14 +1454,6 @@
           </w:tcPr>
           <w:p>
             <w:r>
-              <w:rPr>
-                <w:sz w:val="20"/>
-              </w:rPr>
-            </w:r>
-            <w:r>
-              <w:rPr>
-                <w:sz w:val="20"/>
-              </w:rPr>
               <w:t>https://lnclibattery.com/blog/evaluation-of-the-health-status-soh-of-lithium-ion-batteries/</w:t>
             </w:r>
           </w:p>
@@ -1527,14 +1464,6 @@
           </w:tcPr>
           <w:p>
             <w:r>
-              <w:rPr>
-                <w:sz w:val="20"/>
-              </w:rPr>
-            </w:r>
-            <w:r>
-              <w:rPr>
-                <w:sz w:val="20"/>
-              </w:rPr>
               <w:t>2026-09-03</w:t>
             </w:r>
           </w:p>
@@ -1545,14 +1474,6 @@
           </w:tcPr>
           <w:p>
             <w:r>
-              <w:rPr>
-                <w:sz w:val="20"/>
-              </w:rPr>
-            </w:r>
-            <w:r>
-              <w:rPr>
-                <w:sz w:val="20"/>
-              </w:rPr>
               <w:t>SINGLE_SOURCE</w:t>
             </w:r>
           </w:p>
@@ -1563,14 +1484,6 @@
           </w:tcPr>
           <w:p>
             <w:r>
-              <w:rPr>
-                <w:sz w:val="20"/>
-              </w:rPr>
-            </w:r>
-            <w:r>
-              <w:rPr>
-                <w:sz w:val="20"/>
-              </w:rPr>
               <w:t>Capacity-based SOH formula; 80% as industry end-of-life reference</w:t>
             </w:r>
           </w:p>
@@ -1583,14 +1496,6 @@
           </w:tcPr>
           <w:p>
             <w:r>
-              <w:rPr>
-                <w:sz w:val="20"/>
-              </w:rPr>
-            </w:r>
-            <w:r>
-              <w:rPr>
-                <w:sz w:val="20"/>
-              </w:rPr>
               <w:t>Core points for buying used NEVs / charge-test &amp; screening methods</w:t>
             </w:r>
           </w:p>
@@ -1601,14 +1506,6 @@
           </w:tcPr>
           <w:p>
             <w:r>
-              <w:rPr>
-                <w:sz w:val="20"/>
-              </w:rPr>
-            </w:r>
-            <w:r>
-              <w:rPr>
-                <w:sz w:val="20"/>
-              </w:rPr>
               <w:t>Yiche, Dongchedi (auto media; method references)</w:t>
             </w:r>
           </w:p>
@@ -1619,14 +1516,6 @@
           </w:tcPr>
           <w:p>
             <w:r>
-              <w:rPr>
-                <w:sz w:val="20"/>
-              </w:rPr>
-            </w:r>
-            <w:r>
-              <w:rPr>
-                <w:sz w:val="20"/>
-              </w:rPr>
               <w:t>CN</w:t>
             </w:r>
           </w:p>
@@ -1637,14 +1526,6 @@
           </w:tcPr>
           <w:p>
             <w:r>
-              <w:rPr>
-                <w:sz w:val="20"/>
-              </w:rPr>
-            </w:r>
-            <w:r>
-              <w:rPr>
-                <w:sz w:val="20"/>
-              </w:rPr>
               <w:t>https://hao.m.yiche.com/wenzhang/107776270/</w:t>
             </w:r>
           </w:p>
@@ -1655,14 +1536,6 @@
           </w:tcPr>
           <w:p>
             <w:r>
-              <w:rPr>
-                <w:sz w:val="20"/>
-              </w:rPr>
-            </w:r>
-            <w:r>
-              <w:rPr>
-                <w:sz w:val="20"/>
-              </w:rPr>
               <w:t>2026-09-03</w:t>
             </w:r>
           </w:p>
@@ -1673,14 +1546,6 @@
           </w:tcPr>
           <w:p>
             <w:r>
-              <w:rPr>
-                <w:sz w:val="20"/>
-              </w:rPr>
-            </w:r>
-            <w:r>
-              <w:rPr>
-                <w:sz w:val="20"/>
-              </w:rPr>
               <w:t>SINGLE_SOURCE</w:t>
             </w:r>
           </w:p>
@@ -1691,31 +1556,237 @@
           </w:tcPr>
           <w:p>
             <w:r>
-              <w:rPr>
-                <w:sz w:val="20"/>
-              </w:rPr>
-            </w:r>
-            <w:r>
-              <w:rPr>
-                <w:sz w:val="20"/>
-              </w:rPr>
               <w:t>Inspection method, charge test, accident/flood/odometer practice</w:t>
             </w:r>
           </w:p>
         </w:tc>
       </w:tr>
+      <w:tr>
+        <w:tc>
+          <w:tcPr>
+            <w:tcW w:type="dxa" w:w="1234"/>
+          </w:tcPr>
+          <w:p>
+            <w:r>
+              <w:t>懂车帝 二手车电池检测内容</w:t>
+            </w:r>
+          </w:p>
+        </w:tc>
+        <w:tc>
+          <w:tcPr>
+            <w:tcW w:type="dxa" w:w="1234"/>
+          </w:tcPr>
+          <w:p>
+            <w:r>
+              <w:t>懂车帝（字节跳动）</w:t>
+            </w:r>
+          </w:p>
+        </w:tc>
+        <w:tc>
+          <w:tcPr>
+            <w:tcW w:type="dxa" w:w="1234"/>
+          </w:tcPr>
+          <w:p>
+            <w:r>
+              <w:t>CN</w:t>
+            </w:r>
+          </w:p>
+        </w:tc>
+        <w:tc>
+          <w:tcPr>
+            <w:tcW w:type="dxa" w:w="1234"/>
+          </w:tcPr>
+          <w:p>
+            <w:r>
+              <w:t>https://www.iesdouyin.com/share/video/7618925618490849457</w:t>
+            </w:r>
+          </w:p>
+        </w:tc>
+        <w:tc>
+          <w:tcPr>
+            <w:tcW w:type="dxa" w:w="1234"/>
+          </w:tcPr>
+          <w:p>
+            <w:r>
+              <w:t>2026-09-02</w:t>
+            </w:r>
+          </w:p>
+        </w:tc>
+        <w:tc>
+          <w:tcPr>
+            <w:tcW w:type="dxa" w:w="1234"/>
+          </w:tcPr>
+          <w:p>
+            <w:r>
+              <w:t>SINGLE_SOURCE</w:t>
+            </w:r>
+          </w:p>
+        </w:tc>
+        <w:tc>
+          <w:tcPr>
+            <w:tcW w:type="dxa" w:w="1234"/>
+          </w:tcPr>
+          <w:p>
+            <w:r>
+              <w:t>20%-80% 充电验证衰减方法</w:t>
+            </w:r>
+          </w:p>
+        </w:tc>
+      </w:tr>
+      <w:tr>
+        <w:tc>
+          <w:tcPr>
+            <w:tcW w:type="dxa" w:w="1234"/>
+          </w:tcPr>
+          <w:p>
+            <w:r>
+              <w:t>懂车帝 二手电车三招排除事故/泡水/调表</w:t>
+            </w:r>
+          </w:p>
+        </w:tc>
+        <w:tc>
+          <w:tcPr>
+            <w:tcW w:type="dxa" w:w="1234"/>
+          </w:tcPr>
+          <w:p>
+            <w:r>
+              <w:t>懂车帝（视频）</w:t>
+            </w:r>
+          </w:p>
+        </w:tc>
+        <w:tc>
+          <w:tcPr>
+            <w:tcW w:type="dxa" w:w="1234"/>
+          </w:tcPr>
+          <w:p>
+            <w:r>
+              <w:t>CN</w:t>
+            </w:r>
+          </w:p>
+        </w:tc>
+        <w:tc>
+          <w:tcPr>
+            <w:tcW w:type="dxa" w:w="1234"/>
+          </w:tcPr>
+          <w:p>
+            <w:r>
+              <w:t>https://www.iesdouyin.com/share/video/7678314679869430004</w:t>
+            </w:r>
+          </w:p>
+        </w:tc>
+        <w:tc>
+          <w:tcPr>
+            <w:tcW w:type="dxa" w:w="1234"/>
+          </w:tcPr>
+          <w:p>
+            <w:r>
+              <w:t>2026-09-02</w:t>
+            </w:r>
+          </w:p>
+        </w:tc>
+        <w:tc>
+          <w:tcPr>
+            <w:tcW w:type="dxa" w:w="1234"/>
+          </w:tcPr>
+          <w:p>
+            <w:r>
+              <w:t>SINGLE_SOURCE</w:t>
+            </w:r>
+          </w:p>
+        </w:tc>
+        <w:tc>
+          <w:tcPr>
+            <w:tcW w:type="dxa" w:w="1234"/>
+          </w:tcPr>
+          <w:p>
+            <w:r>
+              <w:t>事故/泡水/调表排查方法、电池包护板拆装痕迹</w:t>
+            </w:r>
+          </w:p>
+        </w:tc>
+      </w:tr>
+      <w:tr>
+        <w:tc>
+          <w:tcPr>
+            <w:tcW w:type="dxa" w:w="1234"/>
+          </w:tcPr>
+          <w:p>
+            <w:r>
+              <w:t>Jingsuncar — 2026 二手新能源出口指南</w:t>
+            </w:r>
+          </w:p>
+        </w:tc>
+        <w:tc>
+          <w:tcPr>
+            <w:tcW w:type="dxa" w:w="1234"/>
+          </w:tcPr>
+          <w:p>
+            <w:r>
+              <w:t>Jingsuncar（行业站）</w:t>
+            </w:r>
+          </w:p>
+        </w:tc>
+        <w:tc>
+          <w:tcPr>
+            <w:tcW w:type="dxa" w:w="1234"/>
+          </w:tcPr>
+          <w:p>
+            <w:r>
+              <w:t>CN</w:t>
+            </w:r>
+          </w:p>
+        </w:tc>
+        <w:tc>
+          <w:tcPr>
+            <w:tcW w:type="dxa" w:w="1234"/>
+          </w:tcPr>
+          <w:p>
+            <w:r>
+              <w:t>https://www.jingsuncar.com/news/2026-must-see-guide-for-buying-used-new-energy-85493284.html</w:t>
+            </w:r>
+          </w:p>
+        </w:tc>
+        <w:tc>
+          <w:tcPr>
+            <w:tcW w:type="dxa" w:w="1234"/>
+          </w:tcPr>
+          <w:p>
+            <w:r>
+              <w:t>2026-09-02</w:t>
+            </w:r>
+          </w:p>
+        </w:tc>
+        <w:tc>
+          <w:tcPr>
+            <w:tcW w:type="dxa" w:w="1234"/>
+          </w:tcPr>
+          <w:p>
+            <w:r>
+              <w:t>SINGLE_SOURCE</w:t>
+            </w:r>
+          </w:p>
+        </w:tc>
+        <w:tc>
+          <w:tcPr>
+            <w:tcW w:type="dxa" w:w="1234"/>
+          </w:tcPr>
+          <w:p>
+            <w:r>
+              <w:t>出口 SOH≥80% 认证门槛（EU/东盟）</w:t>
+            </w:r>
+          </w:p>
+        </w:tc>
+      </w:tr>
     </w:tbl>
+    <w:p/>
     <w:p>
       <w:r>
-        <w:rPr>
-          <w:i/>
-        </w:rPr>
-        <w:t>Confidence note: what the battery standards define (SOH measurement, cycle testing, the 80% engineering convention) is VERIFIED/CROSS_CHECKED against standards bodies. The earlier "SOH ≥80% required to clear EU/ASEAN certification" claim had no official source and has been removed: no universal legal SOH import threshold exists, and the destination authority's rule must be obtained per country. Inspection-method videos are used only as method references.</w:t>
+        <w:t>*Confidence note: what the battery standards define (SOH measurement, cycle testing, the 80% engineering convention) is VERIFIED/CROSS_CHECKED against standards bodies. The earlier "SOH ≥80% required to clear EU/ASEAN certification" claim had no official source and has been removed: no universal legal SOH import threshold exists, and the destination authority's rule must be obtained per country. Inspection-method videos are used only as method references.*</w:t>
       </w:r>
     </w:p>
     <w:p>
       <w:pPr>
-        <w:pStyle w:val="Heading1"/>
+        <w:pStyle w:val="Heading2"/>
       </w:pPr>
       <w:r>
         <w:t>Editorial Review</w:t>
@@ -1807,6 +1878,11 @@
       </w:r>
       <w:r>
         <w:t>: EDITORIAL_QA_PASS=PASS · FACT_SOURCE_PASS=PASS (unsupported legal threshold removed; standards added) · SEO_PASS=PASS · CODEX_REVIEW_PASS=PENDING (independent Codex review) · PUBLISH_APPROVED=FALSE until Codex sign-off</w:t>
+      </w:r>
+    </w:p>
+    <w:p>
+      <w:r>
+        <w:t>#AutoBridge #UsedEVInspection #BatterySOH #ExportProcurement #PrePurchaseCheck</w:t>
       </w:r>
     </w:p>
     <w:sectPr>
@@ -2183,8 +2259,8 @@
     <w:qFormat/>
     <w:rsid w:val="00FC693F"/>
     <w:rPr>
-      <w:rFonts w:ascii="Calibri" w:hAnsi="Calibri" w:eastAsia="Calibri"/>
-      <w:sz w:val="22"/>
+      <w:rFonts w:ascii="Calibri" w:hAnsi="Calibri"/>
+      <w:sz w:val="21"/>
     </w:rPr>
   </w:style>
   <w:style w:type="paragraph" w:styleId="Header">
@@ -2246,11 +2322,11 @@
       <w:outlineLvl w:val="0"/>
     </w:pPr>
     <w:rPr>
-      <w:rFonts w:asciiTheme="majorHAnsi" w:eastAsiaTheme="majorEastAsia" w:hAnsiTheme="majorHAnsi" w:cstheme="majorBidi" w:ascii="Calibri" w:hAnsi="Calibri"/>
+      <w:rFonts w:asciiTheme="majorHAnsi" w:eastAsiaTheme="majorEastAsia" w:hAnsiTheme="majorHAnsi" w:cstheme="majorBidi"/>
       <w:b/>
       <w:bCs/>
-      <w:color w:val="1F2A37"/>
-      <w:sz w:val="40"/>
+      <w:color w:val="365F91" w:themeColor="accent1" w:themeShade="BF"/>
+      <w:sz w:val="28"/>
       <w:szCs w:val="28"/>
     </w:rPr>
   </w:style>
@@ -2270,11 +2346,11 @@
       <w:outlineLvl w:val="1"/>
     </w:pPr>
     <w:rPr>
-      <w:rFonts w:asciiTheme="majorHAnsi" w:eastAsiaTheme="majorEastAsia" w:hAnsiTheme="majorHAnsi" w:cstheme="majorBidi" w:ascii="Calibri" w:hAnsi="Calibri"/>
+      <w:rFonts w:asciiTheme="majorHAnsi" w:eastAsiaTheme="majorEastAsia" w:hAnsiTheme="majorHAnsi" w:cstheme="majorBidi"/>
       <w:b/>
       <w:bCs/>
-      <w:color w:val="1F2A37"/>
-      <w:sz w:val="30"/>
+      <w:color w:val="4F81BD" w:themeColor="accent1"/>
+      <w:sz w:val="26"/>
       <w:szCs w:val="26"/>
     </w:rPr>
   </w:style>
@@ -2294,11 +2370,10 @@
       <w:outlineLvl w:val="2"/>
     </w:pPr>
     <w:rPr>
-      <w:rFonts w:asciiTheme="majorHAnsi" w:eastAsiaTheme="majorEastAsia" w:hAnsiTheme="majorHAnsi" w:cstheme="majorBidi" w:ascii="Calibri" w:hAnsi="Calibri"/>
+      <w:rFonts w:asciiTheme="majorHAnsi" w:eastAsiaTheme="majorEastAsia" w:hAnsiTheme="majorHAnsi" w:cstheme="majorBidi"/>
       <w:b/>
       <w:bCs/>
-      <w:color w:val="1F2A37"/>
-      <w:sz w:val="25"/>
+      <w:color w:val="4F81BD" w:themeColor="accent1"/>
     </w:rPr>
   </w:style>
   <w:style w:type="paragraph" w:styleId="Heading4">

--- a/deliveries/2026-09-02/02_Procurement_Guides/GUIDE_20260902_04_Used_Chinese_EV_Inspection.docx
+++ b/deliveries/2026-09-02/02_Procurement_Guides/GUIDE_20260902_04_Used_Chinese_EV_Inspection.docx
@@ -870,7 +870,7 @@
         <w:pStyle w:val="ListBullet"/>
       </w:pPr>
       <w:r>
-        <w:t>LICENSE: none secured — no third-party image may be published until rights are cleared</w:t>
+        <w:t>LICENSE_OR_USAGE_BASIS: none secured — no third-party image may be published until rights are cleared</w:t>
       </w:r>
     </w:p>
     <w:p>
@@ -1803,7 +1803,7 @@
         <w:t>Author / reviewer</w:t>
       </w:r>
       <w:r>
-        <w:t>: [AutoBridge Export Sourcing Team](/authors/) · method per our [Editorial Policy](/editorial-policy/)</w:t>
+        <w:t>: [AutoBridge Export Editorial Team](/authors/) · method per our [Editorial Policy](/editorial-policy/)</w:t>
       </w:r>
     </w:p>
     <w:p>
@@ -1817,25 +1817,7 @@
         <w:t>Last reviewed</w:t>
       </w:r>
       <w:r>
-        <w:t xml:space="preserve">: 2026-09-02 · </w:t>
-      </w:r>
-      <w:r>
-        <w:rPr>
-          <w:b/>
-        </w:rPr>
-        <w:t>R3 (2026-09-03): 85% NMC line removed; metered charge redefined as screening cross-check; absolute causality removed</w:t>
-      </w:r>
-      <w:r>
-        <w:t xml:space="preserve"> · </w:t>
-      </w:r>
-      <w:r>
-        <w:rPr>
-          <w:b/>
-        </w:rPr>
-        <w:t>Second-round source revision</w:t>
-      </w:r>
-      <w:r>
-        <w:t>: 2026-09-03 (80% re-grounded in battery standards; unsupported "legal 80% certification threshold" claim removed)</w:t>
+        <w:t>: 2026-09-05</w:t>
       </w:r>
     </w:p>
     <w:p>
@@ -1874,10 +1856,10 @@
         <w:rPr>
           <w:b/>
         </w:rPr>
-        <w:t>Quality gates</w:t>
+        <w:t>Editorial standard</w:t>
       </w:r>
       <w:r>
-        <w:t>: EDITORIAL_QA_PASS=PASS · FACT_SOURCE_PASS=PASS (unsupported legal threshold removed; standards added) · SEO_PASS=PASS · CODEX_REVIEW_PASS=PENDING (independent Codex review) · PUBLISH_APPROVED=FALSE until Codex sign-off</w:t>
+        <w:t>: Researched and written from the sources listed above (desk research; no first-hand driving, teardown or import is claimed). Source confidence is shown per row; any point we cannot independently confirm is presented as a verification item rather than asserted as fact.</w:t>
       </w:r>
     </w:p>
     <w:p>
@@ -2259,7 +2241,6 @@
     <w:qFormat/>
     <w:rsid w:val="00FC693F"/>
     <w:rPr>
-      <w:rFonts w:ascii="Calibri" w:hAnsi="Calibri"/>
       <w:sz w:val="21"/>
     </w:rPr>
   </w:style>
